--- a/physical_piano/share/Physical_Piano_Build_Spec.docx
+++ b/physical_piano/share/Physical_Piano_Build_Spec.docx
@@ -47,7 +47,7 @@
         </w:rPr>
         <w:t xml:space="preserve">The layout, key count, and note mapping intentionally match the BCI2000 simulator so the physical instrument behaves and sounds like </w:t>
       </w:r>
-      <w:hyperlink w:history="1" r:id="rId-sq6heitzghlblh9ibwtk">
+      <w:hyperlink w:history="1" r:id="rIdcgmex0dgrrdg52dm2_xdh">
         <w:r>
           <w:rPr>
             <w:color w:val="6B4D0F"/>
@@ -601,7 +601,7 @@
           <w:sz w:val="19"/>
           <w:szCs w:val="19"/>
         </w:rPr>
-        <w:t xml:space="preserve">Per supervisor: </w:t>
+        <w:t xml:space="preserve">Per supervisor: include the black keys </w:t>
       </w:r>
       <w:r>
         <w:rPr>
@@ -611,15 +611,15 @@
           <w:sz w:val="19"/>
           <w:szCs w:val="19"/>
         </w:rPr>
-        <w:t xml:space="preserve">include the black keys even though the task never presses them.</w:t>
-      </w:r>
-      <w:r>
-        <w:rPr>
-          <w:color w:val="1A1A1A"/>
-          <w:sz w:val="19"/>
-          <w:szCs w:val="19"/>
-        </w:rPr>
-        <w:t xml:space="preserve"> Geometry mirrors the simulator exactly (</w:t>
+        <w:t xml:space="preserve">and make them pressable</w:t>
+      </w:r>
+      <w:r>
+        <w:rPr>
+          <w:color w:val="1A1A1A"/>
+          <w:sz w:val="19"/>
+          <w:szCs w:val="19"/>
+        </w:rPr>
+        <w:t xml:space="preserve">, even though the task never uses them. Geometry mirrors the simulator exactly (</w:t>
       </w:r>
       <w:r>
         <w:rPr>
@@ -1074,15 +1074,15 @@
                 <w:sz w:val="19"/>
                 <w:szCs w:val="19"/>
               </w:rPr>
-              <w:t xml:space="preserve">none</w:t>
-            </w:r>
-            <w:r>
-              <w:rPr>
-                <w:color w:val="1A1A1A"/>
-                <w:sz w:val="19"/>
-                <w:szCs w:val="19"/>
-              </w:rPr>
-              <w:t xml:space="preserve"> — fixed risers, no switch, no wiring</w:t>
+              <w:t xml:space="preserve">switched</w:t>
+            </w:r>
+            <w:r>
+              <w:rPr>
+                <w:color w:val="1A1A1A"/>
+                <w:sz w:val="19"/>
+                <w:szCs w:val="19"/>
+              </w:rPr>
+              <w:t xml:space="preserve"> — one MX switch each, wired like the white keys</w:t>
             </w:r>
           </w:p>
         </w:tc>
@@ -1281,11 +1281,8 @@
     </w:p>
     <w:p>
       <w:pPr>
-        <w:pStyle w:val="Heading2"/>
+        <w:pStyle w:val="Heading3"/>
         <w:keepNext/>
-        <w:pBdr>
-          <w:bottom w:val="single" w:color="D8D8D8" w:sz="4" w:space="6"/>
-        </w:pBdr>
         <w:spacing w:after="120" w:before="300"/>
       </w:pPr>
       <w:r>
@@ -1293,10 +1290,10 @@
           <w:b/>
           <w:bCs/>
           <w:color w:val="1A1A1A"/>
-          <w:sz w:val="25"/>
-          <w:szCs w:val="25"/>
-        </w:rPr>
-        <w:t xml:space="preserve">Key → note → pin mapping</w:t>
+          <w:sz w:val="21"/>
+          <w:szCs w:val="21"/>
+        </w:rPr>
+        <w:t xml:space="preserve">Black keys are switched, and that reshapes the white keys</w:t>
       </w:r>
     </w:p>
     <w:p>
@@ -1309,7 +1306,7 @@
           <w:sz w:val="19"/>
           <w:szCs w:val="19"/>
         </w:rPr>
-        <w:t xml:space="preserve">Key index runs </w:t>
+        <w:t xml:space="preserve">Making the black keys pressable forced a change to a part that was otherwise settled. An </w:t>
       </w:r>
       <w:r>
         <w:rPr>
@@ -1319,49 +1316,46 @@
           <w:sz w:val="19"/>
           <w:szCs w:val="19"/>
         </w:rPr>
-        <w:t xml:space="preserve">left → right</w:t>
-      </w:r>
-      <w:r>
-        <w:rPr>
-          <w:color w:val="1A1A1A"/>
-          <w:sz w:val="19"/>
-          <w:szCs w:val="19"/>
-        </w:rPr>
-        <w:t xml:space="preserve">. Indices 2–8 are the named white keys; 0,1 and 9,10 are padding keys (they still sound, matching the sim). Sim frequencies are from </w:t>
-      </w:r>
-      <w:r>
-        <w:rPr>
-          <w:rFonts w:ascii="Consolas" w:cs="Consolas" w:eastAsia="Consolas" w:hAnsi="Consolas"/>
-          <w:color w:val="7A3E00"/>
-          <w:sz w:val="17"/>
-          <w:szCs w:val="17"/>
-        </w:rPr>
-        <w:t xml:space="preserve">Piano_Application_vel.py:753</w:t>
-      </w:r>
-      <w:r>
-        <w:rPr>
-          <w:color w:val="1A1A1A"/>
-          <w:sz w:val="19"/>
-          <w:szCs w:val="19"/>
-        </w:rPr>
-        <w:t xml:space="preserve">. "Deep" = one octave down (the placeholder sound), toggled by </w:t>
-      </w:r>
-      <w:r>
-        <w:rPr>
-          <w:rFonts w:ascii="Consolas" w:cs="Consolas" w:eastAsia="Consolas" w:hAnsi="Consolas"/>
-          <w:color w:val="7A3E00"/>
-          <w:sz w:val="17"/>
-          <w:szCs w:val="17"/>
-        </w:rPr>
-        <w:t xml:space="preserve">OCTAVE_DOWN</w:t>
-      </w:r>
-      <w:r>
-        <w:rPr>
-          <w:color w:val="1A1A1A"/>
-          <w:sz w:val="19"/>
-          <w:szCs w:val="19"/>
-        </w:rPr>
-        <w:t xml:space="preserve"> in the firmware.</w:t>
+        <w:t xml:space="preserve">MX switch housing is 15.6 mm across and the gap between white keys is 5 mm</w:t>
+      </w:r>
+      <w:r>
+        <w:rPr>
+          <w:color w:val="1A1A1A"/>
+          <w:sz w:val="19"/>
+          <w:szCs w:val="19"/>
+        </w:rPr>
+        <w:t xml:space="preserve"> — the switch is three times too wide to fit, and even a bare pushrod carrying a keycap mount needs about 6 mm. There is no arrangement that puts a switch under a black key without widening that gap.</w:t>
+      </w:r>
+    </w:p>
+    <w:p>
+      <w:pPr>
+        <w:spacing w:after="180"/>
+      </w:pPr>
+      <w:r>
+        <w:rPr>
+          <w:color w:val="1A1A1A"/>
+          <w:sz w:val="19"/>
+          <w:szCs w:val="19"/>
+        </w:rPr>
+        <w:t xml:space="preserve">So each white key is </w:t>
+      </w:r>
+      <w:r>
+        <w:rPr>
+          <w:b/>
+          <w:bCs/>
+          <w:color w:val="1A1A1A"/>
+          <w:sz w:val="19"/>
+          <w:szCs w:val="19"/>
+        </w:rPr>
+        <w:t xml:space="preserve">notched by 7.5 mm on the side where a black key sits</w:t>
+      </w:r>
+      <w:r>
+        <w:rPr>
+          <w:color w:val="1A1A1A"/>
+          <w:sz w:val="19"/>
+          <w:szCs w:val="19"/>
+        </w:rPr>
+        <w:t xml:space="preserve">, opening the gap to 20 mm. This is exactly what a real piano does and for the same reason, so the board also ends up looking more authentic:</w:t>
       </w:r>
     </w:p>
     <w:tbl>
@@ -1377,12 +1371,8 @@
         </w:tblBorders>
       </w:tblPr>
       <w:tblGrid>
-        <w:gridCol w:w="1680"/>
-        <w:gridCol w:w="1680"/>
-        <w:gridCol w:w="1680"/>
-        <w:gridCol w:w="1680"/>
-        <w:gridCol w:w="1680"/>
-        <w:gridCol w:w="1680"/>
+        <w:gridCol w:w="5040"/>
+        <w:gridCol w:w="5040"/>
       </w:tblGrid>
       <w:tr>
         <w:trPr>
@@ -1391,7 +1381,7 @@
         </w:trPr>
         <w:tc>
           <w:tcPr>
-            <w:tcW w:type="dxa" w:w="1680"/>
+            <w:tcW w:type="dxa" w:w="5040"/>
             <w:tcBorders>
               <w:top w:val="single" w:color="D8D8D8" w:sz="2"/>
               <w:left w:val="none"/>
@@ -1417,13 +1407,13 @@
                 <w:sz w:val="15"/>
                 <w:szCs w:val="15"/>
               </w:rPr>
-              <w:t xml:space="preserve">Idx</w:t>
-            </w:r>
-          </w:p>
-        </w:tc>
-        <w:tc>
-          <w:tcPr>
-            <w:tcW w:type="dxa" w:w="1680"/>
+              <w:t xml:space="preserve">White key</w:t>
+            </w:r>
+          </w:p>
+        </w:tc>
+        <w:tc>
+          <w:tcPr>
+            <w:tcW w:type="dxa" w:w="5040"/>
             <w:tcBorders>
               <w:top w:val="single" w:color="D8D8D8" w:sz="2"/>
               <w:left w:val="none"/>
@@ -1449,13 +1439,406 @@
                 <w:sz w:val="15"/>
                 <w:szCs w:val="15"/>
               </w:rPr>
-              <w:t xml:space="preserve">Sim label</w:t>
-            </w:r>
-          </w:p>
-        </w:tc>
-        <w:tc>
-          <w:tcPr>
-            <w:tcW w:type="dxa" w:w="1680"/>
+              <w:t xml:space="preserve">Rear width</w:t>
+            </w:r>
+          </w:p>
+        </w:tc>
+      </w:tr>
+      <w:tr>
+        <w:trPr>
+          <w:cantSplit/>
+        </w:trPr>
+        <w:tc>
+          <w:tcPr>
+            <w:tcW w:type="dxa" w:w="5040"/>
+            <w:tcBorders>
+              <w:top w:val="single" w:color="D8D8D8" w:sz="2"/>
+              <w:left w:val="none"/>
+              <w:bottom w:val="single" w:color="D8D8D8" w:sz="2"/>
+              <w:right w:val="none"/>
+            </w:tcBorders>
+            <w:tcMar>
+              <w:top w:type="dxa" w:w="80"/>
+              <w:left w:type="dxa" w:w="100"/>
+              <w:bottom w:type="dxa" w:w="80"/>
+              <w:right w:type="dxa" w:w="100"/>
+            </w:tcMar>
+          </w:tcPr>
+          <w:p>
+            <w:r>
+              <w:rPr>
+                <w:color w:val="1A1A1A"/>
+                <w:sz w:val="19"/>
+                <w:szCs w:val="19"/>
+              </w:rPr>
+              <w:t xml:space="preserve">no black neighbour</w:t>
+            </w:r>
+          </w:p>
+        </w:tc>
+        <w:tc>
+          <w:tcPr>
+            <w:tcW w:type="dxa" w:w="5040"/>
+            <w:tcBorders>
+              <w:top w:val="single" w:color="D8D8D8" w:sz="2"/>
+              <w:left w:val="none"/>
+              <w:bottom w:val="single" w:color="D8D8D8" w:sz="2"/>
+              <w:right w:val="none"/>
+            </w:tcBorders>
+            <w:tcMar>
+              <w:top w:type="dxa" w:w="80"/>
+              <w:left w:type="dxa" w:w="100"/>
+              <w:bottom w:type="dxa" w:w="80"/>
+              <w:right w:type="dxa" w:w="100"/>
+            </w:tcMar>
+          </w:tcPr>
+          <w:p>
+            <w:r>
+              <w:rPr>
+                <w:color w:val="1A1A1A"/>
+                <w:sz w:val="19"/>
+                <w:szCs w:val="19"/>
+              </w:rPr>
+              <w:t xml:space="preserve">45.0 mm</w:t>
+            </w:r>
+          </w:p>
+        </w:tc>
+      </w:tr>
+      <w:tr>
+        <w:trPr>
+          <w:cantSplit/>
+        </w:trPr>
+        <w:tc>
+          <w:tcPr>
+            <w:tcW w:type="dxa" w:w="5040"/>
+            <w:tcBorders>
+              <w:top w:val="single" w:color="D8D8D8" w:sz="2"/>
+              <w:left w:val="none"/>
+              <w:bottom w:val="single" w:color="D8D8D8" w:sz="2"/>
+              <w:right w:val="none"/>
+            </w:tcBorders>
+            <w:tcMar>
+              <w:top w:type="dxa" w:w="80"/>
+              <w:left w:type="dxa" w:w="100"/>
+              <w:bottom w:type="dxa" w:w="80"/>
+              <w:right w:type="dxa" w:w="100"/>
+            </w:tcMar>
+          </w:tcPr>
+          <w:p>
+            <w:r>
+              <w:rPr>
+                <w:color w:val="1A1A1A"/>
+                <w:sz w:val="19"/>
+                <w:szCs w:val="19"/>
+              </w:rPr>
+              <w:t xml:space="preserve">one black neighbour</w:t>
+            </w:r>
+          </w:p>
+        </w:tc>
+        <w:tc>
+          <w:tcPr>
+            <w:tcW w:type="dxa" w:w="5040"/>
+            <w:tcBorders>
+              <w:top w:val="single" w:color="D8D8D8" w:sz="2"/>
+              <w:left w:val="none"/>
+              <w:bottom w:val="single" w:color="D8D8D8" w:sz="2"/>
+              <w:right w:val="none"/>
+            </w:tcBorders>
+            <w:tcMar>
+              <w:top w:type="dxa" w:w="80"/>
+              <w:left w:type="dxa" w:w="100"/>
+              <w:bottom w:type="dxa" w:w="80"/>
+              <w:right w:type="dxa" w:w="100"/>
+            </w:tcMar>
+          </w:tcPr>
+          <w:p>
+            <w:r>
+              <w:rPr>
+                <w:color w:val="1A1A1A"/>
+                <w:sz w:val="19"/>
+                <w:szCs w:val="19"/>
+              </w:rPr>
+              <w:t xml:space="preserve">37.5 mm</w:t>
+            </w:r>
+          </w:p>
+        </w:tc>
+      </w:tr>
+      <w:tr>
+        <w:trPr>
+          <w:cantSplit/>
+        </w:trPr>
+        <w:tc>
+          <w:tcPr>
+            <w:tcW w:type="dxa" w:w="5040"/>
+            <w:tcBorders>
+              <w:top w:val="single" w:color="D8D8D8" w:sz="2"/>
+              <w:left w:val="none"/>
+              <w:bottom w:val="single" w:color="D8D8D8" w:sz="2"/>
+              <w:right w:val="none"/>
+            </w:tcBorders>
+            <w:tcMar>
+              <w:top w:type="dxa" w:w="80"/>
+              <w:left w:type="dxa" w:w="100"/>
+              <w:bottom w:type="dxa" w:w="80"/>
+              <w:right w:type="dxa" w:w="100"/>
+            </w:tcMar>
+          </w:tcPr>
+          <w:p>
+            <w:r>
+              <w:rPr>
+                <w:color w:val="1A1A1A"/>
+                <w:sz w:val="19"/>
+                <w:szCs w:val="19"/>
+              </w:rPr>
+              <w:t xml:space="preserve">two black neighbours</w:t>
+            </w:r>
+          </w:p>
+        </w:tc>
+        <w:tc>
+          <w:tcPr>
+            <w:tcW w:type="dxa" w:w="5040"/>
+            <w:tcBorders>
+              <w:top w:val="single" w:color="D8D8D8" w:sz="2"/>
+              <w:left w:val="none"/>
+              <w:bottom w:val="single" w:color="D8D8D8" w:sz="2"/>
+              <w:right w:val="none"/>
+            </w:tcBorders>
+            <w:tcMar>
+              <w:top w:type="dxa" w:w="80"/>
+              <w:left w:type="dxa" w:w="100"/>
+              <w:bottom w:type="dxa" w:w="80"/>
+              <w:right w:type="dxa" w:w="100"/>
+            </w:tcMar>
+          </w:tcPr>
+          <w:p>
+            <w:r>
+              <w:rPr>
+                <w:color w:val="1A1A1A"/>
+                <w:sz w:val="19"/>
+                <w:szCs w:val="19"/>
+              </w:rPr>
+              <w:t xml:space="preserve">30.0 mm</w:t>
+            </w:r>
+          </w:p>
+        </w:tc>
+      </w:tr>
+    </w:tbl>
+    <w:p>
+      <w:pPr>
+        <w:spacing w:after="160"/>
+      </w:pPr>
+    </w:p>
+    <w:p>
+      <w:pPr>
+        <w:spacing w:after="180"/>
+      </w:pPr>
+      <w:r>
+        <w:rPr>
+          <w:color w:val="1A1A1A"/>
+          <w:sz w:val="19"/>
+          <w:szCs w:val="19"/>
+        </w:rPr>
+        <w:t xml:space="preserve">The notch runs from the start of the black key zone to x = 122 mm, stopping short of the hinge knuckle, which needs its full 45 mm to locate the key on the pin.</w:t>
+      </w:r>
+    </w:p>
+    <w:p>
+      <w:pPr>
+        <w:spacing w:after="180"/>
+      </w:pPr>
+      <w:r>
+        <w:rPr>
+          <w:b/>
+          <w:bCs/>
+          <w:color w:val="1A1A1A"/>
+          <w:sz w:val="19"/>
+          <w:szCs w:val="19"/>
+        </w:rPr>
+        <w:t xml:space="preserve">The black key itself</w:t>
+      </w:r>
+      <w:r>
+        <w:rPr>
+          <w:color w:val="1A1A1A"/>
+          <w:sz w:val="19"/>
+          <w:szCs w:val="19"/>
+        </w:rPr>
+        <w:t xml:space="preserve"> is a keycap pushed straight onto an MX stem, the way any keyboard keycap mounts — no hinge, no glue, no separate spring. It travels straight down while the white keys pivot. That difference is deliberate: a lever here would collide with the hinge brackets sharing the same gap, and black keys are never touched by the robot.</w:t>
+      </w:r>
+    </w:p>
+    <w:p>
+      <w:pPr>
+        <w:spacing w:after="180"/>
+      </w:pPr>
+      <w:r>
+        <w:rPr>
+          <w:b/>
+          <w:bCs/>
+          <w:color w:val="1A1A1A"/>
+          <w:sz w:val="19"/>
+          <w:szCs w:val="19"/>
+        </w:rPr>
+        <w:t xml:space="preserve">They also need no stop shoulders.</w:t>
+      </w:r>
+      <w:r>
+        <w:rPr>
+          <w:color w:val="1A1A1A"/>
+          <w:sz w:val="19"/>
+          <w:szCs w:val="19"/>
+        </w:rPr>
+        <w:t xml:space="preserve"> The white keys have them because the robot presses with 362–520 gf and would otherwise hammer the switch. Black keys are hand-pressed, so bottoming out at 3.6 mm is ordinary keyboard use, well inside the switch's 80 M cycle rating.</w:t>
+      </w:r>
+    </w:p>
+    <w:p>
+      <w:pPr>
+        <w:pBdr>
+          <w:left w:val="single" w:color="6B4D0F" w:sz="18" w:space="8"/>
+        </w:pBdr>
+        <w:spacing w:after="200" w:before="80"/>
+        <w:ind w:left="160"/>
+      </w:pPr>
+      <w:r>
+        <w:rPr>
+          <w:color w:val="1A1A1A"/>
+          <w:sz w:val="19"/>
+          <w:szCs w:val="19"/>
+        </w:rPr>
+        <w:t xml:space="preserve">⚠️ </w:t>
+      </w:r>
+      <w:r>
+        <w:rPr>
+          <w:b/>
+          <w:bCs/>
+          <w:color w:val="1A1A1A"/>
+          <w:sz w:val="19"/>
+          <w:szCs w:val="19"/>
+        </w:rPr>
+        <w:t xml:space="preserve">Three clearances are tight and should be checked on the prototype:</w:t>
+      </w:r>
+      <w:r>
+        <w:rPr>
+          <w:color w:val="1A1A1A"/>
+          <w:sz w:val="19"/>
+          <w:szCs w:val="19"/>
+        </w:rPr>
+        <w:t xml:space="preserve"> the socket boss leaves 0.5 mm each side in the widened gap; a fully pressed black key clears the hinge posts by 0.9 mm; and the notch ends 0.5 mm before the knuckle. All positive, none generous.</w:t>
+      </w:r>
+    </w:p>
+    <w:p>
+      <w:pPr>
+        <w:pStyle w:val="Heading2"/>
+        <w:keepNext/>
+        <w:pBdr>
+          <w:bottom w:val="single" w:color="D8D8D8" w:sz="4" w:space="6"/>
+        </w:pBdr>
+        <w:spacing w:after="120" w:before="300"/>
+      </w:pPr>
+      <w:r>
+        <w:rPr>
+          <w:b/>
+          <w:bCs/>
+          <w:color w:val="1A1A1A"/>
+          <w:sz w:val="25"/>
+          <w:szCs w:val="25"/>
+        </w:rPr>
+        <w:t xml:space="preserve">Key → note → pin mapping</w:t>
+      </w:r>
+    </w:p>
+    <w:p>
+      <w:pPr>
+        <w:spacing w:after="180"/>
+      </w:pPr>
+      <w:r>
+        <w:rPr>
+          <w:b/>
+          <w:bCs/>
+          <w:color w:val="1A1A1A"/>
+          <w:sz w:val="19"/>
+          <w:szCs w:val="19"/>
+        </w:rPr>
+        <w:t xml:space="preserve">18 keys: 11 white + 7 black.</w:t>
+      </w:r>
+      <w:r>
+        <w:rPr>
+          <w:color w:val="1A1A1A"/>
+          <w:sz w:val="19"/>
+          <w:szCs w:val="19"/>
+        </w:rPr>
+        <w:t xml:space="preserve"> Key ids run </w:t>
+      </w:r>
+      <w:r>
+        <w:rPr>
+          <w:b/>
+          <w:bCs/>
+          <w:color w:val="1A1A1A"/>
+          <w:sz w:val="19"/>
+          <w:szCs w:val="19"/>
+        </w:rPr>
+        <w:t xml:space="preserve">left → right</w:t>
+      </w:r>
+      <w:r>
+        <w:rPr>
+          <w:color w:val="1A1A1A"/>
+          <w:sz w:val="19"/>
+          <w:szCs w:val="19"/>
+        </w:rPr>
+        <w:t xml:space="preserve">, id 0 being the leftmost key — the end carrying the orientation notch on the board.</w:t>
+      </w:r>
+    </w:p>
+    <w:p>
+      <w:pPr>
+        <w:spacing w:after="180"/>
+      </w:pPr>
+      <w:r>
+        <w:rPr>
+          <w:color w:val="1A1A1A"/>
+          <w:sz w:val="19"/>
+          <w:szCs w:val="19"/>
+        </w:rPr>
+        <w:t xml:space="preserve">White keys use the simulator's own frequencies unchanged (</w:t>
+      </w:r>
+      <w:r>
+        <w:rPr>
+          <w:rFonts w:ascii="Consolas" w:cs="Consolas" w:eastAsia="Consolas" w:hAnsi="Consolas"/>
+          <w:color w:val="7A3E00"/>
+          <w:sz w:val="17"/>
+          <w:szCs w:val="17"/>
+        </w:rPr>
+        <w:t xml:space="preserve">Piano_Application_vel.py:753</w:t>
+      </w:r>
+      <w:r>
+        <w:rPr>
+          <w:color w:val="1A1A1A"/>
+          <w:sz w:val="19"/>
+          <w:szCs w:val="19"/>
+        </w:rPr>
+        <w:t xml:space="preserve">), so the physical piano and the on-screen one sound identical.</w:t>
+      </w:r>
+    </w:p>
+    <w:tbl>
+      <w:tblPr>
+        <w:tblW w:type="dxa" w:w="10080"/>
+        <w:tblBorders>
+          <w:top w:val="single" w:color="auto" w:sz="4"/>
+          <w:left w:val="single" w:color="auto" w:sz="4"/>
+          <w:bottom w:val="single" w:color="auto" w:sz="4"/>
+          <w:right w:val="single" w:color="auto" w:sz="4"/>
+          <w:insideH w:val="single" w:color="auto" w:sz="4"/>
+          <w:insideV w:val="single" w:color="auto" w:sz="4"/>
+        </w:tblBorders>
+      </w:tblPr>
+      <w:tblGrid>
+        <w:gridCol w:w="2016"/>
+        <w:gridCol w:w="2016"/>
+        <w:gridCol w:w="2016"/>
+        <w:gridCol w:w="2016"/>
+        <w:gridCol w:w="2016"/>
+      </w:tblGrid>
+      <w:tr>
+        <w:trPr>
+          <w:cantSplit/>
+          <w:tblHeader/>
+        </w:trPr>
+        <w:tc>
+          <w:tcPr>
+            <w:tcW w:type="dxa" w:w="2016"/>
             <w:tcBorders>
               <w:top w:val="single" w:color="D8D8D8" w:sz="2"/>
               <w:left w:val="none"/>
@@ -1481,13 +1864,13 @@
                 <w:sz w:val="15"/>
                 <w:szCs w:val="15"/>
               </w:rPr>
-              <w:t xml:space="preserve">Sim note</w:t>
-            </w:r>
-          </w:p>
-        </w:tc>
-        <w:tc>
-          <w:tcPr>
-            <w:tcW w:type="dxa" w:w="1680"/>
+              <w:t xml:space="preserve">id</w:t>
+            </w:r>
+          </w:p>
+        </w:tc>
+        <w:tc>
+          <w:tcPr>
+            <w:tcW w:type="dxa" w:w="2016"/>
             <w:tcBorders>
               <w:top w:val="single" w:color="D8D8D8" w:sz="2"/>
               <w:left w:val="none"/>
@@ -1513,13 +1896,13 @@
                 <w:sz w:val="15"/>
                 <w:szCs w:val="15"/>
               </w:rPr>
-              <w:t xml:space="preserve">Sim freq (Hz)</w:t>
-            </w:r>
-          </w:p>
-        </w:tc>
-        <w:tc>
-          <w:tcPr>
-            <w:tcW w:type="dxa" w:w="1680"/>
+              <w:t xml:space="preserve">Key</w:t>
+            </w:r>
+          </w:p>
+        </w:tc>
+        <w:tc>
+          <w:tcPr>
+            <w:tcW w:type="dxa" w:w="2016"/>
             <w:tcBorders>
               <w:top w:val="single" w:color="D8D8D8" w:sz="2"/>
               <w:left w:val="none"/>
@@ -1545,13 +1928,13 @@
                 <w:sz w:val="15"/>
                 <w:szCs w:val="15"/>
               </w:rPr>
-              <w:t xml:space="preserve">Deep freq (Hz)</w:t>
-            </w:r>
-          </w:p>
-        </w:tc>
-        <w:tc>
-          <w:tcPr>
-            <w:tcW w:type="dxa" w:w="1680"/>
+              <w:t xml:space="preserve">Note</w:t>
+            </w:r>
+          </w:p>
+        </w:tc>
+        <w:tc>
+          <w:tcPr>
+            <w:tcW w:type="dxa" w:w="2016"/>
             <w:tcBorders>
               <w:top w:val="single" w:color="D8D8D8" w:sz="2"/>
               <w:left w:val="none"/>
@@ -1577,7 +1960,39 @@
                 <w:sz w:val="15"/>
                 <w:szCs w:val="15"/>
               </w:rPr>
-              <w:t xml:space="preserve">Arduino pin</w:t>
+              <w:t xml:space="preserve">Hz</w:t>
+            </w:r>
+          </w:p>
+        </w:tc>
+        <w:tc>
+          <w:tcPr>
+            <w:tcW w:type="dxa" w:w="2016"/>
+            <w:tcBorders>
+              <w:top w:val="single" w:color="D8D8D8" w:sz="2"/>
+              <w:left w:val="none"/>
+              <w:bottom w:val="single" w:color="B8AE95" w:sz="4"/>
+              <w:right w:val="none"/>
+            </w:tcBorders>
+            <w:shd w:fill="F3EEE3" w:color="auto" w:val="clear"/>
+            <w:tcMar>
+              <w:top w:type="dxa" w:w="80"/>
+              <w:left w:type="dxa" w:w="100"/>
+              <w:bottom w:type="dxa" w:w="80"/>
+              <w:right w:type="dxa" w:w="100"/>
+            </w:tcMar>
+          </w:tcPr>
+          <w:p>
+            <w:r>
+              <w:rPr>
+                <w:b/>
+                <w:bCs/>
+                <w:caps/>
+                <w:color w:val="5C5C5C"/>
+                <w:spacing w:val="10"/>
+                <w:sz w:val="15"/>
+                <w:szCs w:val="15"/>
+              </w:rPr>
+              <w:t xml:space="preserve">Pin</w:t>
             </w:r>
           </w:p>
         </w:tc>
@@ -1588,7 +2003,7 @@
         </w:trPr>
         <w:tc>
           <w:tcPr>
-            <w:tcW w:type="dxa" w:w="1680"/>
+            <w:tcW w:type="dxa" w:w="2016"/>
             <w:tcBorders>
               <w:top w:val="single" w:color="D8D8D8" w:sz="2"/>
               <w:left w:val="none"/>
@@ -1615,34 +2030,34 @@
         </w:tc>
         <w:tc>
           <w:tcPr>
-            <w:tcW w:type="dxa" w:w="1680"/>
-            <w:tcBorders>
-              <w:top w:val="single" w:color="D8D8D8" w:sz="2"/>
-              <w:left w:val="none"/>
-              <w:bottom w:val="single" w:color="D8D8D8" w:sz="2"/>
-              <w:right w:val="none"/>
-            </w:tcBorders>
-            <w:tcMar>
-              <w:top w:type="dxa" w:w="80"/>
-              <w:left w:type="dxa" w:w="100"/>
-              <w:bottom w:type="dxa" w:w="80"/>
-              <w:right w:type="dxa" w:w="100"/>
-            </w:tcMar>
-          </w:tcPr>
-          <w:p>
-            <w:r>
-              <w:rPr>
-                <w:color w:val="1A1A1A"/>
-                <w:sz w:val="19"/>
-                <w:szCs w:val="19"/>
-              </w:rPr>
-              <w:t xml:space="preserve">(pad)</w:t>
-            </w:r>
-          </w:p>
-        </w:tc>
-        <w:tc>
-          <w:tcPr>
-            <w:tcW w:type="dxa" w:w="1680"/>
+            <w:tcW w:type="dxa" w:w="2016"/>
+            <w:tcBorders>
+              <w:top w:val="single" w:color="D8D8D8" w:sz="2"/>
+              <w:left w:val="none"/>
+              <w:bottom w:val="single" w:color="D8D8D8" w:sz="2"/>
+              <w:right w:val="none"/>
+            </w:tcBorders>
+            <w:tcMar>
+              <w:top w:type="dxa" w:w="80"/>
+              <w:left w:type="dxa" w:w="100"/>
+              <w:bottom w:type="dxa" w:w="80"/>
+              <w:right w:type="dxa" w:w="100"/>
+            </w:tcMar>
+          </w:tcPr>
+          <w:p>
+            <w:r>
+              <w:rPr>
+                <w:color w:val="1A1A1A"/>
+                <w:sz w:val="19"/>
+                <w:szCs w:val="19"/>
+              </w:rPr>
+              <w:t xml:space="preserve">white 0 (pad)</w:t>
+            </w:r>
+          </w:p>
+        </w:tc>
+        <w:tc>
+          <w:tcPr>
+            <w:tcW w:type="dxa" w:w="2016"/>
             <w:tcBorders>
               <w:top w:val="single" w:color="D8D8D8" w:sz="2"/>
               <w:left w:val="none"/>
@@ -1669,61 +2084,34 @@
         </w:tc>
         <w:tc>
           <w:tcPr>
-            <w:tcW w:type="dxa" w:w="1680"/>
-            <w:tcBorders>
-              <w:top w:val="single" w:color="D8D8D8" w:sz="2"/>
-              <w:left w:val="none"/>
-              <w:bottom w:val="single" w:color="D8D8D8" w:sz="2"/>
-              <w:right w:val="none"/>
-            </w:tcBorders>
-            <w:tcMar>
-              <w:top w:type="dxa" w:w="80"/>
-              <w:left w:type="dxa" w:w="100"/>
-              <w:bottom w:type="dxa" w:w="80"/>
-              <w:right w:type="dxa" w:w="100"/>
-            </w:tcMar>
-          </w:tcPr>
-          <w:p>
-            <w:r>
-              <w:rPr>
-                <w:color w:val="1A1A1A"/>
-                <w:sz w:val="19"/>
-                <w:szCs w:val="19"/>
-              </w:rPr>
-              <w:t xml:space="preserve">233</w:t>
-            </w:r>
-          </w:p>
-        </w:tc>
-        <w:tc>
-          <w:tcPr>
-            <w:tcW w:type="dxa" w:w="1680"/>
-            <w:tcBorders>
-              <w:top w:val="single" w:color="D8D8D8" w:sz="2"/>
-              <w:left w:val="none"/>
-              <w:bottom w:val="single" w:color="D8D8D8" w:sz="2"/>
-              <w:right w:val="none"/>
-            </w:tcBorders>
-            <w:tcMar>
-              <w:top w:type="dxa" w:w="80"/>
-              <w:left w:type="dxa" w:w="100"/>
-              <w:bottom w:type="dxa" w:w="80"/>
-              <w:right w:type="dxa" w:w="100"/>
-            </w:tcMar>
-          </w:tcPr>
-          <w:p>
-            <w:r>
-              <w:rPr>
-                <w:color w:val="1A1A1A"/>
-                <w:sz w:val="19"/>
-                <w:szCs w:val="19"/>
-              </w:rPr>
-              <w:t xml:space="preserve">116</w:t>
-            </w:r>
-          </w:p>
-        </w:tc>
-        <w:tc>
-          <w:tcPr>
-            <w:tcW w:type="dxa" w:w="1680"/>
+            <w:tcW w:type="dxa" w:w="2016"/>
+            <w:tcBorders>
+              <w:top w:val="single" w:color="D8D8D8" w:sz="2"/>
+              <w:left w:val="none"/>
+              <w:bottom w:val="single" w:color="D8D8D8" w:sz="2"/>
+              <w:right w:val="none"/>
+            </w:tcBorders>
+            <w:tcMar>
+              <w:top w:type="dxa" w:w="80"/>
+              <w:left w:type="dxa" w:w="100"/>
+              <w:bottom w:type="dxa" w:w="80"/>
+              <w:right w:type="dxa" w:w="100"/>
+            </w:tcMar>
+          </w:tcPr>
+          <w:p>
+            <w:r>
+              <w:rPr>
+                <w:color w:val="1A1A1A"/>
+                <w:sz w:val="19"/>
+                <w:szCs w:val="19"/>
+              </w:rPr>
+              <w:t xml:space="preserve">233.08</w:t>
+            </w:r>
+          </w:p>
+        </w:tc>
+        <w:tc>
+          <w:tcPr>
+            <w:tcW w:type="dxa" w:w="2016"/>
             <w:tcBorders>
               <w:top w:val="single" w:color="D8D8D8" w:sz="2"/>
               <w:left w:val="none"/>
@@ -1755,7 +2143,7 @@
         </w:trPr>
         <w:tc>
           <w:tcPr>
-            <w:tcW w:type="dxa" w:w="1680"/>
+            <w:tcW w:type="dxa" w:w="2016"/>
             <w:tcBorders>
               <w:top w:val="single" w:color="D8D8D8" w:sz="2"/>
               <w:left w:val="none"/>
@@ -1782,34 +2170,34 @@
         </w:tc>
         <w:tc>
           <w:tcPr>
-            <w:tcW w:type="dxa" w:w="1680"/>
-            <w:tcBorders>
-              <w:top w:val="single" w:color="D8D8D8" w:sz="2"/>
-              <w:left w:val="none"/>
-              <w:bottom w:val="single" w:color="D8D8D8" w:sz="2"/>
-              <w:right w:val="none"/>
-            </w:tcBorders>
-            <w:tcMar>
-              <w:top w:type="dxa" w:w="80"/>
-              <w:left w:type="dxa" w:w="100"/>
-              <w:bottom w:type="dxa" w:w="80"/>
-              <w:right w:type="dxa" w:w="100"/>
-            </w:tcMar>
-          </w:tcPr>
-          <w:p>
-            <w:r>
-              <w:rPr>
-                <w:color w:val="1A1A1A"/>
-                <w:sz w:val="19"/>
-                <w:szCs w:val="19"/>
-              </w:rPr>
-              <w:t xml:space="preserve">(pad)</w:t>
-            </w:r>
-          </w:p>
-        </w:tc>
-        <w:tc>
-          <w:tcPr>
-            <w:tcW w:type="dxa" w:w="1680"/>
+            <w:tcW w:type="dxa" w:w="2016"/>
+            <w:tcBorders>
+              <w:top w:val="single" w:color="D8D8D8" w:sz="2"/>
+              <w:left w:val="none"/>
+              <w:bottom w:val="single" w:color="D8D8D8" w:sz="2"/>
+              <w:right w:val="none"/>
+            </w:tcBorders>
+            <w:tcMar>
+              <w:top w:type="dxa" w:w="80"/>
+              <w:left w:type="dxa" w:w="100"/>
+              <w:bottom w:type="dxa" w:w="80"/>
+              <w:right w:type="dxa" w:w="100"/>
+            </w:tcMar>
+          </w:tcPr>
+          <w:p>
+            <w:r>
+              <w:rPr>
+                <w:color w:val="1A1A1A"/>
+                <w:sz w:val="19"/>
+                <w:szCs w:val="19"/>
+              </w:rPr>
+              <w:t xml:space="preserve">white 1 (pad)</w:t>
+            </w:r>
+          </w:p>
+        </w:tc>
+        <w:tc>
+          <w:tcPr>
+            <w:tcW w:type="dxa" w:w="2016"/>
             <w:tcBorders>
               <w:top w:val="single" w:color="D8D8D8" w:sz="2"/>
               <w:left w:val="none"/>
@@ -1836,61 +2224,34 @@
         </w:tc>
         <w:tc>
           <w:tcPr>
-            <w:tcW w:type="dxa" w:w="1680"/>
-            <w:tcBorders>
-              <w:top w:val="single" w:color="D8D8D8" w:sz="2"/>
-              <w:left w:val="none"/>
-              <w:bottom w:val="single" w:color="D8D8D8" w:sz="2"/>
-              <w:right w:val="none"/>
-            </w:tcBorders>
-            <w:tcMar>
-              <w:top w:type="dxa" w:w="80"/>
-              <w:left w:type="dxa" w:w="100"/>
-              <w:bottom w:type="dxa" w:w="80"/>
-              <w:right w:type="dxa" w:w="100"/>
-            </w:tcMar>
-          </w:tcPr>
-          <w:p>
-            <w:r>
-              <w:rPr>
-                <w:color w:val="1A1A1A"/>
-                <w:sz w:val="19"/>
-                <w:szCs w:val="19"/>
-              </w:rPr>
-              <w:t xml:space="preserve">247</w:t>
-            </w:r>
-          </w:p>
-        </w:tc>
-        <w:tc>
-          <w:tcPr>
-            <w:tcW w:type="dxa" w:w="1680"/>
-            <w:tcBorders>
-              <w:top w:val="single" w:color="D8D8D8" w:sz="2"/>
-              <w:left w:val="none"/>
-              <w:bottom w:val="single" w:color="D8D8D8" w:sz="2"/>
-              <w:right w:val="none"/>
-            </w:tcBorders>
-            <w:tcMar>
-              <w:top w:type="dxa" w:w="80"/>
-              <w:left w:type="dxa" w:w="100"/>
-              <w:bottom w:type="dxa" w:w="80"/>
-              <w:right w:type="dxa" w:w="100"/>
-            </w:tcMar>
-          </w:tcPr>
-          <w:p>
-            <w:r>
-              <w:rPr>
-                <w:color w:val="1A1A1A"/>
-                <w:sz w:val="19"/>
-                <w:szCs w:val="19"/>
-              </w:rPr>
-              <w:t xml:space="preserve">123</w:t>
-            </w:r>
-          </w:p>
-        </w:tc>
-        <w:tc>
-          <w:tcPr>
-            <w:tcW w:type="dxa" w:w="1680"/>
+            <w:tcW w:type="dxa" w:w="2016"/>
+            <w:tcBorders>
+              <w:top w:val="single" w:color="D8D8D8" w:sz="2"/>
+              <w:left w:val="none"/>
+              <w:bottom w:val="single" w:color="D8D8D8" w:sz="2"/>
+              <w:right w:val="none"/>
+            </w:tcBorders>
+            <w:tcMar>
+              <w:top w:type="dxa" w:w="80"/>
+              <w:left w:type="dxa" w:w="100"/>
+              <w:bottom w:type="dxa" w:w="80"/>
+              <w:right w:type="dxa" w:w="100"/>
+            </w:tcMar>
+          </w:tcPr>
+          <w:p>
+            <w:r>
+              <w:rPr>
+                <w:color w:val="1A1A1A"/>
+                <w:sz w:val="19"/>
+                <w:szCs w:val="19"/>
+              </w:rPr>
+              <w:t xml:space="preserve">246.94</w:t>
+            </w:r>
+          </w:p>
+        </w:tc>
+        <w:tc>
+          <w:tcPr>
+            <w:tcW w:type="dxa" w:w="2016"/>
             <w:tcBorders>
               <w:top w:val="single" w:color="D8D8D8" w:sz="2"/>
               <w:left w:val="none"/>
@@ -1922,7 +2283,7 @@
         </w:trPr>
         <w:tc>
           <w:tcPr>
-            <w:tcW w:type="dxa" w:w="1680"/>
+            <w:tcW w:type="dxa" w:w="2016"/>
             <w:tcBorders>
               <w:top w:val="single" w:color="D8D8D8" w:sz="2"/>
               <w:left w:val="none"/>
@@ -1949,7 +2310,34 @@
         </w:tc>
         <w:tc>
           <w:tcPr>
-            <w:tcW w:type="dxa" w:w="1680"/>
+            <w:tcW w:type="dxa" w:w="2016"/>
+            <w:tcBorders>
+              <w:top w:val="single" w:color="D8D8D8" w:sz="2"/>
+              <w:left w:val="none"/>
+              <w:bottom w:val="single" w:color="D8D8D8" w:sz="2"/>
+              <w:right w:val="none"/>
+            </w:tcBorders>
+            <w:tcMar>
+              <w:top w:type="dxa" w:w="80"/>
+              <w:left w:type="dxa" w:w="100"/>
+              <w:bottom w:type="dxa" w:w="80"/>
+              <w:right w:type="dxa" w:w="100"/>
+            </w:tcMar>
+          </w:tcPr>
+          <w:p>
+            <w:r>
+              <w:rPr>
+                <w:color w:val="1A1A1A"/>
+                <w:sz w:val="19"/>
+                <w:szCs w:val="19"/>
+              </w:rPr>
+              <w:t xml:space="preserve">white 2</w:t>
+            </w:r>
+          </w:p>
+        </w:tc>
+        <w:tc>
+          <w:tcPr>
+            <w:tcW w:type="dxa" w:w="2016"/>
             <w:tcBorders>
               <w:top w:val="single" w:color="D8D8D8" w:sz="2"/>
               <w:left w:val="none"/>
@@ -1972,94 +2360,40 @@
                 <w:sz w:val="19"/>
                 <w:szCs w:val="19"/>
               </w:rPr>
-              <w:t xml:space="preserve">C</w:t>
-            </w:r>
-          </w:p>
-        </w:tc>
-        <w:tc>
-          <w:tcPr>
-            <w:tcW w:type="dxa" w:w="1680"/>
-            <w:tcBorders>
-              <w:top w:val="single" w:color="D8D8D8" w:sz="2"/>
-              <w:left w:val="none"/>
-              <w:bottom w:val="single" w:color="D8D8D8" w:sz="2"/>
-              <w:right w:val="none"/>
-            </w:tcBorders>
-            <w:tcMar>
-              <w:top w:type="dxa" w:w="80"/>
-              <w:left w:type="dxa" w:w="100"/>
-              <w:bottom w:type="dxa" w:w="80"/>
-              <w:right w:type="dxa" w:w="100"/>
-            </w:tcMar>
-          </w:tcPr>
-          <w:p>
-            <w:r>
-              <w:rPr>
-                <w:color w:val="1A1A1A"/>
-                <w:sz w:val="19"/>
-                <w:szCs w:val="19"/>
-              </w:rPr>
               <w:t xml:space="preserve">C4</w:t>
             </w:r>
           </w:p>
         </w:tc>
         <w:tc>
           <w:tcPr>
-            <w:tcW w:type="dxa" w:w="1680"/>
-            <w:tcBorders>
-              <w:top w:val="single" w:color="D8D8D8" w:sz="2"/>
-              <w:left w:val="none"/>
-              <w:bottom w:val="single" w:color="D8D8D8" w:sz="2"/>
-              <w:right w:val="none"/>
-            </w:tcBorders>
-            <w:tcMar>
-              <w:top w:type="dxa" w:w="80"/>
-              <w:left w:type="dxa" w:w="100"/>
-              <w:bottom w:type="dxa" w:w="80"/>
-              <w:right w:type="dxa" w:w="100"/>
-            </w:tcMar>
-          </w:tcPr>
-          <w:p>
-            <w:r>
-              <w:rPr>
-                <w:color w:val="1A1A1A"/>
-                <w:sz w:val="19"/>
-                <w:szCs w:val="19"/>
-              </w:rPr>
-              <w:t xml:space="preserve">262</w:t>
-            </w:r>
-          </w:p>
-        </w:tc>
-        <w:tc>
-          <w:tcPr>
-            <w:tcW w:type="dxa" w:w="1680"/>
-            <w:tcBorders>
-              <w:top w:val="single" w:color="D8D8D8" w:sz="2"/>
-              <w:left w:val="none"/>
-              <w:bottom w:val="single" w:color="D8D8D8" w:sz="2"/>
-              <w:right w:val="none"/>
-            </w:tcBorders>
-            <w:tcMar>
-              <w:top w:type="dxa" w:w="80"/>
-              <w:left w:type="dxa" w:w="100"/>
-              <w:bottom w:type="dxa" w:w="80"/>
-              <w:right w:type="dxa" w:w="100"/>
-            </w:tcMar>
-          </w:tcPr>
-          <w:p>
-            <w:r>
-              <w:rPr>
-                <w:color w:val="1A1A1A"/>
-                <w:sz w:val="19"/>
-                <w:szCs w:val="19"/>
-              </w:rPr>
-              <w:t xml:space="preserve">131</w:t>
-            </w:r>
-          </w:p>
-        </w:tc>
-        <w:tc>
-          <w:tcPr>
-            <w:tcW w:type="dxa" w:w="1680"/>
+            <w:tcW w:type="dxa" w:w="2016"/>
+            <w:tcBorders>
+              <w:top w:val="single" w:color="D8D8D8" w:sz="2"/>
+              <w:left w:val="none"/>
+              <w:bottom w:val="single" w:color="D8D8D8" w:sz="2"/>
+              <w:right w:val="none"/>
+            </w:tcBorders>
+            <w:tcMar>
+              <w:top w:type="dxa" w:w="80"/>
+              <w:left w:type="dxa" w:w="100"/>
+              <w:bottom w:type="dxa" w:w="80"/>
+              <w:right w:type="dxa" w:w="100"/>
+            </w:tcMar>
+          </w:tcPr>
+          <w:p>
+            <w:r>
+              <w:rPr>
+                <w:color w:val="1A1A1A"/>
+                <w:sz w:val="19"/>
+                <w:szCs w:val="19"/>
+              </w:rPr>
+              <w:t xml:space="preserve">261.63</w:t>
+            </w:r>
+          </w:p>
+        </w:tc>
+        <w:tc>
+          <w:tcPr>
+            <w:tcW w:type="dxa" w:w="2016"/>
             <w:tcBorders>
               <w:top w:val="single" w:color="D8D8D8" w:sz="2"/>
               <w:left w:val="none"/>
@@ -2091,7 +2425,7 @@
         </w:trPr>
         <w:tc>
           <w:tcPr>
-            <w:tcW w:type="dxa" w:w="1680"/>
+            <w:tcW w:type="dxa" w:w="2016"/>
             <w:tcBorders>
               <w:top w:val="single" w:color="D8D8D8" w:sz="2"/>
               <w:left w:val="none"/>
@@ -2118,7 +2452,34 @@
         </w:tc>
         <w:tc>
           <w:tcPr>
-            <w:tcW w:type="dxa" w:w="1680"/>
+            <w:tcW w:type="dxa" w:w="2016"/>
+            <w:tcBorders>
+              <w:top w:val="single" w:color="D8D8D8" w:sz="2"/>
+              <w:left w:val="none"/>
+              <w:bottom w:val="single" w:color="D8D8D8" w:sz="2"/>
+              <w:right w:val="none"/>
+            </w:tcBorders>
+            <w:tcMar>
+              <w:top w:type="dxa" w:w="80"/>
+              <w:left w:type="dxa" w:w="100"/>
+              <w:bottom w:type="dxa" w:w="80"/>
+              <w:right w:type="dxa" w:w="100"/>
+            </w:tcMar>
+          </w:tcPr>
+          <w:p>
+            <w:r>
+              <w:rPr>
+                <w:color w:val="1A1A1A"/>
+                <w:sz w:val="19"/>
+                <w:szCs w:val="19"/>
+              </w:rPr>
+              <w:t xml:space="preserve">white 3</w:t>
+            </w:r>
+          </w:p>
+        </w:tc>
+        <w:tc>
+          <w:tcPr>
+            <w:tcW w:type="dxa" w:w="2016"/>
             <w:tcBorders>
               <w:top w:val="single" w:color="D8D8D8" w:sz="2"/>
               <w:left w:val="none"/>
@@ -2141,94 +2502,40 @@
                 <w:sz w:val="19"/>
                 <w:szCs w:val="19"/>
               </w:rPr>
-              <w:t xml:space="preserve">D</w:t>
-            </w:r>
-          </w:p>
-        </w:tc>
-        <w:tc>
-          <w:tcPr>
-            <w:tcW w:type="dxa" w:w="1680"/>
-            <w:tcBorders>
-              <w:top w:val="single" w:color="D8D8D8" w:sz="2"/>
-              <w:left w:val="none"/>
-              <w:bottom w:val="single" w:color="D8D8D8" w:sz="2"/>
-              <w:right w:val="none"/>
-            </w:tcBorders>
-            <w:tcMar>
-              <w:top w:type="dxa" w:w="80"/>
-              <w:left w:type="dxa" w:w="100"/>
-              <w:bottom w:type="dxa" w:w="80"/>
-              <w:right w:type="dxa" w:w="100"/>
-            </w:tcMar>
-          </w:tcPr>
-          <w:p>
-            <w:r>
-              <w:rPr>
-                <w:color w:val="1A1A1A"/>
-                <w:sz w:val="19"/>
-                <w:szCs w:val="19"/>
-              </w:rPr>
               <w:t xml:space="preserve">D4</w:t>
             </w:r>
           </w:p>
         </w:tc>
         <w:tc>
           <w:tcPr>
-            <w:tcW w:type="dxa" w:w="1680"/>
-            <w:tcBorders>
-              <w:top w:val="single" w:color="D8D8D8" w:sz="2"/>
-              <w:left w:val="none"/>
-              <w:bottom w:val="single" w:color="D8D8D8" w:sz="2"/>
-              <w:right w:val="none"/>
-            </w:tcBorders>
-            <w:tcMar>
-              <w:top w:type="dxa" w:w="80"/>
-              <w:left w:type="dxa" w:w="100"/>
-              <w:bottom w:type="dxa" w:w="80"/>
-              <w:right w:type="dxa" w:w="100"/>
-            </w:tcMar>
-          </w:tcPr>
-          <w:p>
-            <w:r>
-              <w:rPr>
-                <w:color w:val="1A1A1A"/>
-                <w:sz w:val="19"/>
-                <w:szCs w:val="19"/>
-              </w:rPr>
-              <w:t xml:space="preserve">294</w:t>
-            </w:r>
-          </w:p>
-        </w:tc>
-        <w:tc>
-          <w:tcPr>
-            <w:tcW w:type="dxa" w:w="1680"/>
-            <w:tcBorders>
-              <w:top w:val="single" w:color="D8D8D8" w:sz="2"/>
-              <w:left w:val="none"/>
-              <w:bottom w:val="single" w:color="D8D8D8" w:sz="2"/>
-              <w:right w:val="none"/>
-            </w:tcBorders>
-            <w:tcMar>
-              <w:top w:type="dxa" w:w="80"/>
-              <w:left w:type="dxa" w:w="100"/>
-              <w:bottom w:type="dxa" w:w="80"/>
-              <w:right w:type="dxa" w:w="100"/>
-            </w:tcMar>
-          </w:tcPr>
-          <w:p>
-            <w:r>
-              <w:rPr>
-                <w:color w:val="1A1A1A"/>
-                <w:sz w:val="19"/>
-                <w:szCs w:val="19"/>
-              </w:rPr>
-              <w:t xml:space="preserve">147</w:t>
-            </w:r>
-          </w:p>
-        </w:tc>
-        <w:tc>
-          <w:tcPr>
-            <w:tcW w:type="dxa" w:w="1680"/>
+            <w:tcW w:type="dxa" w:w="2016"/>
+            <w:tcBorders>
+              <w:top w:val="single" w:color="D8D8D8" w:sz="2"/>
+              <w:left w:val="none"/>
+              <w:bottom w:val="single" w:color="D8D8D8" w:sz="2"/>
+              <w:right w:val="none"/>
+            </w:tcBorders>
+            <w:tcMar>
+              <w:top w:type="dxa" w:w="80"/>
+              <w:left w:type="dxa" w:w="100"/>
+              <w:bottom w:type="dxa" w:w="80"/>
+              <w:right w:type="dxa" w:w="100"/>
+            </w:tcMar>
+          </w:tcPr>
+          <w:p>
+            <w:r>
+              <w:rPr>
+                <w:color w:val="1A1A1A"/>
+                <w:sz w:val="19"/>
+                <w:szCs w:val="19"/>
+              </w:rPr>
+              <w:t xml:space="preserve">293.66</w:t>
+            </w:r>
+          </w:p>
+        </w:tc>
+        <w:tc>
+          <w:tcPr>
+            <w:tcW w:type="dxa" w:w="2016"/>
             <w:tcBorders>
               <w:top w:val="single" w:color="D8D8D8" w:sz="2"/>
               <w:left w:val="none"/>
@@ -2260,7 +2567,7 @@
         </w:trPr>
         <w:tc>
           <w:tcPr>
-            <w:tcW w:type="dxa" w:w="1680"/>
+            <w:tcW w:type="dxa" w:w="2016"/>
             <w:tcBorders>
               <w:top w:val="single" w:color="D8D8D8" w:sz="2"/>
               <w:left w:val="none"/>
@@ -2287,7 +2594,34 @@
         </w:tc>
         <w:tc>
           <w:tcPr>
-            <w:tcW w:type="dxa" w:w="1680"/>
+            <w:tcW w:type="dxa" w:w="2016"/>
+            <w:tcBorders>
+              <w:top w:val="single" w:color="D8D8D8" w:sz="2"/>
+              <w:left w:val="none"/>
+              <w:bottom w:val="single" w:color="D8D8D8" w:sz="2"/>
+              <w:right w:val="none"/>
+            </w:tcBorders>
+            <w:tcMar>
+              <w:top w:type="dxa" w:w="80"/>
+              <w:left w:type="dxa" w:w="100"/>
+              <w:bottom w:type="dxa" w:w="80"/>
+              <w:right w:type="dxa" w:w="100"/>
+            </w:tcMar>
+          </w:tcPr>
+          <w:p>
+            <w:r>
+              <w:rPr>
+                <w:color w:val="1A1A1A"/>
+                <w:sz w:val="19"/>
+                <w:szCs w:val="19"/>
+              </w:rPr>
+              <w:t xml:space="preserve">white 4</w:t>
+            </w:r>
+          </w:p>
+        </w:tc>
+        <w:tc>
+          <w:tcPr>
+            <w:tcW w:type="dxa" w:w="2016"/>
             <w:tcBorders>
               <w:top w:val="single" w:color="D8D8D8" w:sz="2"/>
               <w:left w:val="none"/>
@@ -2310,94 +2644,40 @@
                 <w:sz w:val="19"/>
                 <w:szCs w:val="19"/>
               </w:rPr>
-              <w:t xml:space="preserve">E</w:t>
-            </w:r>
-          </w:p>
-        </w:tc>
-        <w:tc>
-          <w:tcPr>
-            <w:tcW w:type="dxa" w:w="1680"/>
-            <w:tcBorders>
-              <w:top w:val="single" w:color="D8D8D8" w:sz="2"/>
-              <w:left w:val="none"/>
-              <w:bottom w:val="single" w:color="D8D8D8" w:sz="2"/>
-              <w:right w:val="none"/>
-            </w:tcBorders>
-            <w:tcMar>
-              <w:top w:type="dxa" w:w="80"/>
-              <w:left w:type="dxa" w:w="100"/>
-              <w:bottom w:type="dxa" w:w="80"/>
-              <w:right w:type="dxa" w:w="100"/>
-            </w:tcMar>
-          </w:tcPr>
-          <w:p>
-            <w:r>
-              <w:rPr>
-                <w:color w:val="1A1A1A"/>
-                <w:sz w:val="19"/>
-                <w:szCs w:val="19"/>
-              </w:rPr>
               <w:t xml:space="preserve">E4</w:t>
             </w:r>
           </w:p>
         </w:tc>
         <w:tc>
           <w:tcPr>
-            <w:tcW w:type="dxa" w:w="1680"/>
-            <w:tcBorders>
-              <w:top w:val="single" w:color="D8D8D8" w:sz="2"/>
-              <w:left w:val="none"/>
-              <w:bottom w:val="single" w:color="D8D8D8" w:sz="2"/>
-              <w:right w:val="none"/>
-            </w:tcBorders>
-            <w:tcMar>
-              <w:top w:type="dxa" w:w="80"/>
-              <w:left w:type="dxa" w:w="100"/>
-              <w:bottom w:type="dxa" w:w="80"/>
-              <w:right w:type="dxa" w:w="100"/>
-            </w:tcMar>
-          </w:tcPr>
-          <w:p>
-            <w:r>
-              <w:rPr>
-                <w:color w:val="1A1A1A"/>
-                <w:sz w:val="19"/>
-                <w:szCs w:val="19"/>
-              </w:rPr>
-              <w:t xml:space="preserve">330</w:t>
-            </w:r>
-          </w:p>
-        </w:tc>
-        <w:tc>
-          <w:tcPr>
-            <w:tcW w:type="dxa" w:w="1680"/>
-            <w:tcBorders>
-              <w:top w:val="single" w:color="D8D8D8" w:sz="2"/>
-              <w:left w:val="none"/>
-              <w:bottom w:val="single" w:color="D8D8D8" w:sz="2"/>
-              <w:right w:val="none"/>
-            </w:tcBorders>
-            <w:tcMar>
-              <w:top w:type="dxa" w:w="80"/>
-              <w:left w:type="dxa" w:w="100"/>
-              <w:bottom w:type="dxa" w:w="80"/>
-              <w:right w:type="dxa" w:w="100"/>
-            </w:tcMar>
-          </w:tcPr>
-          <w:p>
-            <w:r>
-              <w:rPr>
-                <w:color w:val="1A1A1A"/>
-                <w:sz w:val="19"/>
-                <w:szCs w:val="19"/>
-              </w:rPr>
-              <w:t xml:space="preserve">165</w:t>
-            </w:r>
-          </w:p>
-        </w:tc>
-        <w:tc>
-          <w:tcPr>
-            <w:tcW w:type="dxa" w:w="1680"/>
+            <w:tcW w:type="dxa" w:w="2016"/>
+            <w:tcBorders>
+              <w:top w:val="single" w:color="D8D8D8" w:sz="2"/>
+              <w:left w:val="none"/>
+              <w:bottom w:val="single" w:color="D8D8D8" w:sz="2"/>
+              <w:right w:val="none"/>
+            </w:tcBorders>
+            <w:tcMar>
+              <w:top w:type="dxa" w:w="80"/>
+              <w:left w:type="dxa" w:w="100"/>
+              <w:bottom w:type="dxa" w:w="80"/>
+              <w:right w:type="dxa" w:w="100"/>
+            </w:tcMar>
+          </w:tcPr>
+          <w:p>
+            <w:r>
+              <w:rPr>
+                <w:color w:val="1A1A1A"/>
+                <w:sz w:val="19"/>
+                <w:szCs w:val="19"/>
+              </w:rPr>
+              <w:t xml:space="preserve">329.63</w:t>
+            </w:r>
+          </w:p>
+        </w:tc>
+        <w:tc>
+          <w:tcPr>
+            <w:tcW w:type="dxa" w:w="2016"/>
             <w:tcBorders>
               <w:top w:val="single" w:color="D8D8D8" w:sz="2"/>
               <w:left w:val="none"/>
@@ -2429,7 +2709,7 @@
         </w:trPr>
         <w:tc>
           <w:tcPr>
-            <w:tcW w:type="dxa" w:w="1680"/>
+            <w:tcW w:type="dxa" w:w="2016"/>
             <w:tcBorders>
               <w:top w:val="single" w:color="D8D8D8" w:sz="2"/>
               <w:left w:val="none"/>
@@ -2456,7 +2736,34 @@
         </w:tc>
         <w:tc>
           <w:tcPr>
-            <w:tcW w:type="dxa" w:w="1680"/>
+            <w:tcW w:type="dxa" w:w="2016"/>
+            <w:tcBorders>
+              <w:top w:val="single" w:color="D8D8D8" w:sz="2"/>
+              <w:left w:val="none"/>
+              <w:bottom w:val="single" w:color="D8D8D8" w:sz="2"/>
+              <w:right w:val="none"/>
+            </w:tcBorders>
+            <w:tcMar>
+              <w:top w:type="dxa" w:w="80"/>
+              <w:left w:type="dxa" w:w="100"/>
+              <w:bottom w:type="dxa" w:w="80"/>
+              <w:right w:type="dxa" w:w="100"/>
+            </w:tcMar>
+          </w:tcPr>
+          <w:p>
+            <w:r>
+              <w:rPr>
+                <w:color w:val="1A1A1A"/>
+                <w:sz w:val="19"/>
+                <w:szCs w:val="19"/>
+              </w:rPr>
+              <w:t xml:space="preserve">white 5</w:t>
+            </w:r>
+          </w:p>
+        </w:tc>
+        <w:tc>
+          <w:tcPr>
+            <w:tcW w:type="dxa" w:w="2016"/>
             <w:tcBorders>
               <w:top w:val="single" w:color="D8D8D8" w:sz="2"/>
               <w:left w:val="none"/>
@@ -2479,94 +2786,40 @@
                 <w:sz w:val="19"/>
                 <w:szCs w:val="19"/>
               </w:rPr>
-              <w:t xml:space="preserve">F</w:t>
-            </w:r>
-          </w:p>
-        </w:tc>
-        <w:tc>
-          <w:tcPr>
-            <w:tcW w:type="dxa" w:w="1680"/>
-            <w:tcBorders>
-              <w:top w:val="single" w:color="D8D8D8" w:sz="2"/>
-              <w:left w:val="none"/>
-              <w:bottom w:val="single" w:color="D8D8D8" w:sz="2"/>
-              <w:right w:val="none"/>
-            </w:tcBorders>
-            <w:tcMar>
-              <w:top w:type="dxa" w:w="80"/>
-              <w:left w:type="dxa" w:w="100"/>
-              <w:bottom w:type="dxa" w:w="80"/>
-              <w:right w:type="dxa" w:w="100"/>
-            </w:tcMar>
-          </w:tcPr>
-          <w:p>
-            <w:r>
-              <w:rPr>
-                <w:color w:val="1A1A1A"/>
-                <w:sz w:val="19"/>
-                <w:szCs w:val="19"/>
-              </w:rPr>
               <w:t xml:space="preserve">F4</w:t>
             </w:r>
           </w:p>
         </w:tc>
         <w:tc>
           <w:tcPr>
-            <w:tcW w:type="dxa" w:w="1680"/>
-            <w:tcBorders>
-              <w:top w:val="single" w:color="D8D8D8" w:sz="2"/>
-              <w:left w:val="none"/>
-              <w:bottom w:val="single" w:color="D8D8D8" w:sz="2"/>
-              <w:right w:val="none"/>
-            </w:tcBorders>
-            <w:tcMar>
-              <w:top w:type="dxa" w:w="80"/>
-              <w:left w:type="dxa" w:w="100"/>
-              <w:bottom w:type="dxa" w:w="80"/>
-              <w:right w:type="dxa" w:w="100"/>
-            </w:tcMar>
-          </w:tcPr>
-          <w:p>
-            <w:r>
-              <w:rPr>
-                <w:color w:val="1A1A1A"/>
-                <w:sz w:val="19"/>
-                <w:szCs w:val="19"/>
-              </w:rPr>
-              <w:t xml:space="preserve">349</w:t>
-            </w:r>
-          </w:p>
-        </w:tc>
-        <w:tc>
-          <w:tcPr>
-            <w:tcW w:type="dxa" w:w="1680"/>
-            <w:tcBorders>
-              <w:top w:val="single" w:color="D8D8D8" w:sz="2"/>
-              <w:left w:val="none"/>
-              <w:bottom w:val="single" w:color="D8D8D8" w:sz="2"/>
-              <w:right w:val="none"/>
-            </w:tcBorders>
-            <w:tcMar>
-              <w:top w:type="dxa" w:w="80"/>
-              <w:left w:type="dxa" w:w="100"/>
-              <w:bottom w:type="dxa" w:w="80"/>
-              <w:right w:type="dxa" w:w="100"/>
-            </w:tcMar>
-          </w:tcPr>
-          <w:p>
-            <w:r>
-              <w:rPr>
-                <w:color w:val="1A1A1A"/>
-                <w:sz w:val="19"/>
-                <w:szCs w:val="19"/>
-              </w:rPr>
-              <w:t xml:space="preserve">175</w:t>
-            </w:r>
-          </w:p>
-        </w:tc>
-        <w:tc>
-          <w:tcPr>
-            <w:tcW w:type="dxa" w:w="1680"/>
+            <w:tcW w:type="dxa" w:w="2016"/>
+            <w:tcBorders>
+              <w:top w:val="single" w:color="D8D8D8" w:sz="2"/>
+              <w:left w:val="none"/>
+              <w:bottom w:val="single" w:color="D8D8D8" w:sz="2"/>
+              <w:right w:val="none"/>
+            </w:tcBorders>
+            <w:tcMar>
+              <w:top w:type="dxa" w:w="80"/>
+              <w:left w:type="dxa" w:w="100"/>
+              <w:bottom w:type="dxa" w:w="80"/>
+              <w:right w:type="dxa" w:w="100"/>
+            </w:tcMar>
+          </w:tcPr>
+          <w:p>
+            <w:r>
+              <w:rPr>
+                <w:color w:val="1A1A1A"/>
+                <w:sz w:val="19"/>
+                <w:szCs w:val="19"/>
+              </w:rPr>
+              <w:t xml:space="preserve">349.23</w:t>
+            </w:r>
+          </w:p>
+        </w:tc>
+        <w:tc>
+          <w:tcPr>
+            <w:tcW w:type="dxa" w:w="2016"/>
             <w:tcBorders>
               <w:top w:val="single" w:color="D8D8D8" w:sz="2"/>
               <w:left w:val="none"/>
@@ -2598,7 +2851,7 @@
         </w:trPr>
         <w:tc>
           <w:tcPr>
-            <w:tcW w:type="dxa" w:w="1680"/>
+            <w:tcW w:type="dxa" w:w="2016"/>
             <w:tcBorders>
               <w:top w:val="single" w:color="D8D8D8" w:sz="2"/>
               <w:left w:val="none"/>
@@ -2625,7 +2878,34 @@
         </w:tc>
         <w:tc>
           <w:tcPr>
-            <w:tcW w:type="dxa" w:w="1680"/>
+            <w:tcW w:type="dxa" w:w="2016"/>
+            <w:tcBorders>
+              <w:top w:val="single" w:color="D8D8D8" w:sz="2"/>
+              <w:left w:val="none"/>
+              <w:bottom w:val="single" w:color="D8D8D8" w:sz="2"/>
+              <w:right w:val="none"/>
+            </w:tcBorders>
+            <w:tcMar>
+              <w:top w:type="dxa" w:w="80"/>
+              <w:left w:type="dxa" w:w="100"/>
+              <w:bottom w:type="dxa" w:w="80"/>
+              <w:right w:type="dxa" w:w="100"/>
+            </w:tcMar>
+          </w:tcPr>
+          <w:p>
+            <w:r>
+              <w:rPr>
+                <w:color w:val="1A1A1A"/>
+                <w:sz w:val="19"/>
+                <w:szCs w:val="19"/>
+              </w:rPr>
+              <w:t xml:space="preserve">white 6</w:t>
+            </w:r>
+          </w:p>
+        </w:tc>
+        <w:tc>
+          <w:tcPr>
+            <w:tcW w:type="dxa" w:w="2016"/>
             <w:tcBorders>
               <w:top w:val="single" w:color="D8D8D8" w:sz="2"/>
               <w:left w:val="none"/>
@@ -2648,94 +2928,40 @@
                 <w:sz w:val="19"/>
                 <w:szCs w:val="19"/>
               </w:rPr>
-              <w:t xml:space="preserve">G</w:t>
-            </w:r>
-          </w:p>
-        </w:tc>
-        <w:tc>
-          <w:tcPr>
-            <w:tcW w:type="dxa" w:w="1680"/>
-            <w:tcBorders>
-              <w:top w:val="single" w:color="D8D8D8" w:sz="2"/>
-              <w:left w:val="none"/>
-              <w:bottom w:val="single" w:color="D8D8D8" w:sz="2"/>
-              <w:right w:val="none"/>
-            </w:tcBorders>
-            <w:tcMar>
-              <w:top w:type="dxa" w:w="80"/>
-              <w:left w:type="dxa" w:w="100"/>
-              <w:bottom w:type="dxa" w:w="80"/>
-              <w:right w:type="dxa" w:w="100"/>
-            </w:tcMar>
-          </w:tcPr>
-          <w:p>
-            <w:r>
-              <w:rPr>
-                <w:color w:val="1A1A1A"/>
-                <w:sz w:val="19"/>
-                <w:szCs w:val="19"/>
-              </w:rPr>
               <w:t xml:space="preserve">G4</w:t>
             </w:r>
           </w:p>
         </w:tc>
         <w:tc>
           <w:tcPr>
-            <w:tcW w:type="dxa" w:w="1680"/>
-            <w:tcBorders>
-              <w:top w:val="single" w:color="D8D8D8" w:sz="2"/>
-              <w:left w:val="none"/>
-              <w:bottom w:val="single" w:color="D8D8D8" w:sz="2"/>
-              <w:right w:val="none"/>
-            </w:tcBorders>
-            <w:tcMar>
-              <w:top w:type="dxa" w:w="80"/>
-              <w:left w:type="dxa" w:w="100"/>
-              <w:bottom w:type="dxa" w:w="80"/>
-              <w:right w:type="dxa" w:w="100"/>
-            </w:tcMar>
-          </w:tcPr>
-          <w:p>
-            <w:r>
-              <w:rPr>
-                <w:color w:val="1A1A1A"/>
-                <w:sz w:val="19"/>
-                <w:szCs w:val="19"/>
-              </w:rPr>
-              <w:t xml:space="preserve">392</w:t>
-            </w:r>
-          </w:p>
-        </w:tc>
-        <w:tc>
-          <w:tcPr>
-            <w:tcW w:type="dxa" w:w="1680"/>
-            <w:tcBorders>
-              <w:top w:val="single" w:color="D8D8D8" w:sz="2"/>
-              <w:left w:val="none"/>
-              <w:bottom w:val="single" w:color="D8D8D8" w:sz="2"/>
-              <w:right w:val="none"/>
-            </w:tcBorders>
-            <w:tcMar>
-              <w:top w:type="dxa" w:w="80"/>
-              <w:left w:type="dxa" w:w="100"/>
-              <w:bottom w:type="dxa" w:w="80"/>
-              <w:right w:type="dxa" w:w="100"/>
-            </w:tcMar>
-          </w:tcPr>
-          <w:p>
-            <w:r>
-              <w:rPr>
-                <w:color w:val="1A1A1A"/>
-                <w:sz w:val="19"/>
-                <w:szCs w:val="19"/>
-              </w:rPr>
-              <w:t xml:space="preserve">196</w:t>
-            </w:r>
-          </w:p>
-        </w:tc>
-        <w:tc>
-          <w:tcPr>
-            <w:tcW w:type="dxa" w:w="1680"/>
+            <w:tcW w:type="dxa" w:w="2016"/>
+            <w:tcBorders>
+              <w:top w:val="single" w:color="D8D8D8" w:sz="2"/>
+              <w:left w:val="none"/>
+              <w:bottom w:val="single" w:color="D8D8D8" w:sz="2"/>
+              <w:right w:val="none"/>
+            </w:tcBorders>
+            <w:tcMar>
+              <w:top w:type="dxa" w:w="80"/>
+              <w:left w:type="dxa" w:w="100"/>
+              <w:bottom w:type="dxa" w:w="80"/>
+              <w:right w:type="dxa" w:w="100"/>
+            </w:tcMar>
+          </w:tcPr>
+          <w:p>
+            <w:r>
+              <w:rPr>
+                <w:color w:val="1A1A1A"/>
+                <w:sz w:val="19"/>
+                <w:szCs w:val="19"/>
+              </w:rPr>
+              <w:t xml:space="preserve">392.00</w:t>
+            </w:r>
+          </w:p>
+        </w:tc>
+        <w:tc>
+          <w:tcPr>
+            <w:tcW w:type="dxa" w:w="2016"/>
             <w:tcBorders>
               <w:top w:val="single" w:color="D8D8D8" w:sz="2"/>
               <w:left w:val="none"/>
@@ -2767,7 +2993,7 @@
         </w:trPr>
         <w:tc>
           <w:tcPr>
-            <w:tcW w:type="dxa" w:w="1680"/>
+            <w:tcW w:type="dxa" w:w="2016"/>
             <w:tcBorders>
               <w:top w:val="single" w:color="D8D8D8" w:sz="2"/>
               <w:left w:val="none"/>
@@ -2794,7 +3020,34 @@
         </w:tc>
         <w:tc>
           <w:tcPr>
-            <w:tcW w:type="dxa" w:w="1680"/>
+            <w:tcW w:type="dxa" w:w="2016"/>
+            <w:tcBorders>
+              <w:top w:val="single" w:color="D8D8D8" w:sz="2"/>
+              <w:left w:val="none"/>
+              <w:bottom w:val="single" w:color="D8D8D8" w:sz="2"/>
+              <w:right w:val="none"/>
+            </w:tcBorders>
+            <w:tcMar>
+              <w:top w:type="dxa" w:w="80"/>
+              <w:left w:type="dxa" w:w="100"/>
+              <w:bottom w:type="dxa" w:w="80"/>
+              <w:right w:type="dxa" w:w="100"/>
+            </w:tcMar>
+          </w:tcPr>
+          <w:p>
+            <w:r>
+              <w:rPr>
+                <w:color w:val="1A1A1A"/>
+                <w:sz w:val="19"/>
+                <w:szCs w:val="19"/>
+              </w:rPr>
+              <w:t xml:space="preserve">white 7</w:t>
+            </w:r>
+          </w:p>
+        </w:tc>
+        <w:tc>
+          <w:tcPr>
+            <w:tcW w:type="dxa" w:w="2016"/>
             <w:tcBorders>
               <w:top w:val="single" w:color="D8D8D8" w:sz="2"/>
               <w:left w:val="none"/>
@@ -2817,94 +3070,40 @@
                 <w:sz w:val="19"/>
                 <w:szCs w:val="19"/>
               </w:rPr>
-              <w:t xml:space="preserve">A</w:t>
-            </w:r>
-          </w:p>
-        </w:tc>
-        <w:tc>
-          <w:tcPr>
-            <w:tcW w:type="dxa" w:w="1680"/>
-            <w:tcBorders>
-              <w:top w:val="single" w:color="D8D8D8" w:sz="2"/>
-              <w:left w:val="none"/>
-              <w:bottom w:val="single" w:color="D8D8D8" w:sz="2"/>
-              <w:right w:val="none"/>
-            </w:tcBorders>
-            <w:tcMar>
-              <w:top w:type="dxa" w:w="80"/>
-              <w:left w:type="dxa" w:w="100"/>
-              <w:bottom w:type="dxa" w:w="80"/>
-              <w:right w:type="dxa" w:w="100"/>
-            </w:tcMar>
-          </w:tcPr>
-          <w:p>
-            <w:r>
-              <w:rPr>
-                <w:color w:val="1A1A1A"/>
-                <w:sz w:val="19"/>
-                <w:szCs w:val="19"/>
-              </w:rPr>
               <w:t xml:space="preserve">A4</w:t>
             </w:r>
           </w:p>
         </w:tc>
         <w:tc>
           <w:tcPr>
-            <w:tcW w:type="dxa" w:w="1680"/>
-            <w:tcBorders>
-              <w:top w:val="single" w:color="D8D8D8" w:sz="2"/>
-              <w:left w:val="none"/>
-              <w:bottom w:val="single" w:color="D8D8D8" w:sz="2"/>
-              <w:right w:val="none"/>
-            </w:tcBorders>
-            <w:tcMar>
-              <w:top w:type="dxa" w:w="80"/>
-              <w:left w:type="dxa" w:w="100"/>
-              <w:bottom w:type="dxa" w:w="80"/>
-              <w:right w:type="dxa" w:w="100"/>
-            </w:tcMar>
-          </w:tcPr>
-          <w:p>
-            <w:r>
-              <w:rPr>
-                <w:color w:val="1A1A1A"/>
-                <w:sz w:val="19"/>
-                <w:szCs w:val="19"/>
-              </w:rPr>
-              <w:t xml:space="preserve">440</w:t>
-            </w:r>
-          </w:p>
-        </w:tc>
-        <w:tc>
-          <w:tcPr>
-            <w:tcW w:type="dxa" w:w="1680"/>
-            <w:tcBorders>
-              <w:top w:val="single" w:color="D8D8D8" w:sz="2"/>
-              <w:left w:val="none"/>
-              <w:bottom w:val="single" w:color="D8D8D8" w:sz="2"/>
-              <w:right w:val="none"/>
-            </w:tcBorders>
-            <w:tcMar>
-              <w:top w:type="dxa" w:w="80"/>
-              <w:left w:type="dxa" w:w="100"/>
-              <w:bottom w:type="dxa" w:w="80"/>
-              <w:right w:type="dxa" w:w="100"/>
-            </w:tcMar>
-          </w:tcPr>
-          <w:p>
-            <w:r>
-              <w:rPr>
-                <w:color w:val="1A1A1A"/>
-                <w:sz w:val="19"/>
-                <w:szCs w:val="19"/>
-              </w:rPr>
-              <w:t xml:space="preserve">220</w:t>
-            </w:r>
-          </w:p>
-        </w:tc>
-        <w:tc>
-          <w:tcPr>
-            <w:tcW w:type="dxa" w:w="1680"/>
+            <w:tcW w:type="dxa" w:w="2016"/>
+            <w:tcBorders>
+              <w:top w:val="single" w:color="D8D8D8" w:sz="2"/>
+              <w:left w:val="none"/>
+              <w:bottom w:val="single" w:color="D8D8D8" w:sz="2"/>
+              <w:right w:val="none"/>
+            </w:tcBorders>
+            <w:tcMar>
+              <w:top w:type="dxa" w:w="80"/>
+              <w:left w:type="dxa" w:w="100"/>
+              <w:bottom w:type="dxa" w:w="80"/>
+              <w:right w:type="dxa" w:w="100"/>
+            </w:tcMar>
+          </w:tcPr>
+          <w:p>
+            <w:r>
+              <w:rPr>
+                <w:color w:val="1A1A1A"/>
+                <w:sz w:val="19"/>
+                <w:szCs w:val="19"/>
+              </w:rPr>
+              <w:t xml:space="preserve">440.00</w:t>
+            </w:r>
+          </w:p>
+        </w:tc>
+        <w:tc>
+          <w:tcPr>
+            <w:tcW w:type="dxa" w:w="2016"/>
             <w:tcBorders>
               <w:top w:val="single" w:color="D8D8D8" w:sz="2"/>
               <w:left w:val="none"/>
@@ -2936,7 +3135,7 @@
         </w:trPr>
         <w:tc>
           <w:tcPr>
-            <w:tcW w:type="dxa" w:w="1680"/>
+            <w:tcW w:type="dxa" w:w="2016"/>
             <w:tcBorders>
               <w:top w:val="single" w:color="D8D8D8" w:sz="2"/>
               <w:left w:val="none"/>
@@ -2963,7 +3162,34 @@
         </w:tc>
         <w:tc>
           <w:tcPr>
-            <w:tcW w:type="dxa" w:w="1680"/>
+            <w:tcW w:type="dxa" w:w="2016"/>
+            <w:tcBorders>
+              <w:top w:val="single" w:color="D8D8D8" w:sz="2"/>
+              <w:left w:val="none"/>
+              <w:bottom w:val="single" w:color="D8D8D8" w:sz="2"/>
+              <w:right w:val="none"/>
+            </w:tcBorders>
+            <w:tcMar>
+              <w:top w:type="dxa" w:w="80"/>
+              <w:left w:type="dxa" w:w="100"/>
+              <w:bottom w:type="dxa" w:w="80"/>
+              <w:right w:type="dxa" w:w="100"/>
+            </w:tcMar>
+          </w:tcPr>
+          <w:p>
+            <w:r>
+              <w:rPr>
+                <w:color w:val="1A1A1A"/>
+                <w:sz w:val="19"/>
+                <w:szCs w:val="19"/>
+              </w:rPr>
+              <w:t xml:space="preserve">white 8</w:t>
+            </w:r>
+          </w:p>
+        </w:tc>
+        <w:tc>
+          <w:tcPr>
+            <w:tcW w:type="dxa" w:w="2016"/>
             <w:tcBorders>
               <w:top w:val="single" w:color="D8D8D8" w:sz="2"/>
               <w:left w:val="none"/>
@@ -2986,94 +3212,40 @@
                 <w:sz w:val="19"/>
                 <w:szCs w:val="19"/>
               </w:rPr>
-              <w:t xml:space="preserve">B</w:t>
-            </w:r>
-          </w:p>
-        </w:tc>
-        <w:tc>
-          <w:tcPr>
-            <w:tcW w:type="dxa" w:w="1680"/>
-            <w:tcBorders>
-              <w:top w:val="single" w:color="D8D8D8" w:sz="2"/>
-              <w:left w:val="none"/>
-              <w:bottom w:val="single" w:color="D8D8D8" w:sz="2"/>
-              <w:right w:val="none"/>
-            </w:tcBorders>
-            <w:tcMar>
-              <w:top w:type="dxa" w:w="80"/>
-              <w:left w:type="dxa" w:w="100"/>
-              <w:bottom w:type="dxa" w:w="80"/>
-              <w:right w:type="dxa" w:w="100"/>
-            </w:tcMar>
-          </w:tcPr>
-          <w:p>
-            <w:r>
-              <w:rPr>
-                <w:color w:val="1A1A1A"/>
-                <w:sz w:val="19"/>
-                <w:szCs w:val="19"/>
-              </w:rPr>
               <w:t xml:space="preserve">B4</w:t>
             </w:r>
           </w:p>
         </w:tc>
         <w:tc>
           <w:tcPr>
-            <w:tcW w:type="dxa" w:w="1680"/>
-            <w:tcBorders>
-              <w:top w:val="single" w:color="D8D8D8" w:sz="2"/>
-              <w:left w:val="none"/>
-              <w:bottom w:val="single" w:color="D8D8D8" w:sz="2"/>
-              <w:right w:val="none"/>
-            </w:tcBorders>
-            <w:tcMar>
-              <w:top w:type="dxa" w:w="80"/>
-              <w:left w:type="dxa" w:w="100"/>
-              <w:bottom w:type="dxa" w:w="80"/>
-              <w:right w:type="dxa" w:w="100"/>
-            </w:tcMar>
-          </w:tcPr>
-          <w:p>
-            <w:r>
-              <w:rPr>
-                <w:color w:val="1A1A1A"/>
-                <w:sz w:val="19"/>
-                <w:szCs w:val="19"/>
-              </w:rPr>
-              <w:t xml:space="preserve">494</w:t>
-            </w:r>
-          </w:p>
-        </w:tc>
-        <w:tc>
-          <w:tcPr>
-            <w:tcW w:type="dxa" w:w="1680"/>
-            <w:tcBorders>
-              <w:top w:val="single" w:color="D8D8D8" w:sz="2"/>
-              <w:left w:val="none"/>
-              <w:bottom w:val="single" w:color="D8D8D8" w:sz="2"/>
-              <w:right w:val="none"/>
-            </w:tcBorders>
-            <w:tcMar>
-              <w:top w:type="dxa" w:w="80"/>
-              <w:left w:type="dxa" w:w="100"/>
-              <w:bottom w:type="dxa" w:w="80"/>
-              <w:right w:type="dxa" w:w="100"/>
-            </w:tcMar>
-          </w:tcPr>
-          <w:p>
-            <w:r>
-              <w:rPr>
-                <w:color w:val="1A1A1A"/>
-                <w:sz w:val="19"/>
-                <w:szCs w:val="19"/>
-              </w:rPr>
-              <w:t xml:space="preserve">247</w:t>
-            </w:r>
-          </w:p>
-        </w:tc>
-        <w:tc>
-          <w:tcPr>
-            <w:tcW w:type="dxa" w:w="1680"/>
+            <w:tcW w:type="dxa" w:w="2016"/>
+            <w:tcBorders>
+              <w:top w:val="single" w:color="D8D8D8" w:sz="2"/>
+              <w:left w:val="none"/>
+              <w:bottom w:val="single" w:color="D8D8D8" w:sz="2"/>
+              <w:right w:val="none"/>
+            </w:tcBorders>
+            <w:tcMar>
+              <w:top w:type="dxa" w:w="80"/>
+              <w:left w:type="dxa" w:w="100"/>
+              <w:bottom w:type="dxa" w:w="80"/>
+              <w:right w:type="dxa" w:w="100"/>
+            </w:tcMar>
+          </w:tcPr>
+          <w:p>
+            <w:r>
+              <w:rPr>
+                <w:color w:val="1A1A1A"/>
+                <w:sz w:val="19"/>
+                <w:szCs w:val="19"/>
+              </w:rPr>
+              <w:t xml:space="preserve">493.88</w:t>
+            </w:r>
+          </w:p>
+        </w:tc>
+        <w:tc>
+          <w:tcPr>
+            <w:tcW w:type="dxa" w:w="2016"/>
             <w:tcBorders>
               <w:top w:val="single" w:color="D8D8D8" w:sz="2"/>
               <w:left w:val="none"/>
@@ -3105,7 +3277,7 @@
         </w:trPr>
         <w:tc>
           <w:tcPr>
-            <w:tcW w:type="dxa" w:w="1680"/>
+            <w:tcW w:type="dxa" w:w="2016"/>
             <w:tcBorders>
               <w:top w:val="single" w:color="D8D8D8" w:sz="2"/>
               <w:left w:val="none"/>
@@ -3132,34 +3304,34 @@
         </w:tc>
         <w:tc>
           <w:tcPr>
-            <w:tcW w:type="dxa" w:w="1680"/>
-            <w:tcBorders>
-              <w:top w:val="single" w:color="D8D8D8" w:sz="2"/>
-              <w:left w:val="none"/>
-              <w:bottom w:val="single" w:color="D8D8D8" w:sz="2"/>
-              <w:right w:val="none"/>
-            </w:tcBorders>
-            <w:tcMar>
-              <w:top w:type="dxa" w:w="80"/>
-              <w:left w:type="dxa" w:w="100"/>
-              <w:bottom w:type="dxa" w:w="80"/>
-              <w:right w:type="dxa" w:w="100"/>
-            </w:tcMar>
-          </w:tcPr>
-          <w:p>
-            <w:r>
-              <w:rPr>
-                <w:color w:val="1A1A1A"/>
-                <w:sz w:val="19"/>
-                <w:szCs w:val="19"/>
-              </w:rPr>
-              <w:t xml:space="preserve">(pad)</w:t>
-            </w:r>
-          </w:p>
-        </w:tc>
-        <w:tc>
-          <w:tcPr>
-            <w:tcW w:type="dxa" w:w="1680"/>
+            <w:tcW w:type="dxa" w:w="2016"/>
+            <w:tcBorders>
+              <w:top w:val="single" w:color="D8D8D8" w:sz="2"/>
+              <w:left w:val="none"/>
+              <w:bottom w:val="single" w:color="D8D8D8" w:sz="2"/>
+              <w:right w:val="none"/>
+            </w:tcBorders>
+            <w:tcMar>
+              <w:top w:type="dxa" w:w="80"/>
+              <w:left w:type="dxa" w:w="100"/>
+              <w:bottom w:type="dxa" w:w="80"/>
+              <w:right w:type="dxa" w:w="100"/>
+            </w:tcMar>
+          </w:tcPr>
+          <w:p>
+            <w:r>
+              <w:rPr>
+                <w:color w:val="1A1A1A"/>
+                <w:sz w:val="19"/>
+                <w:szCs w:val="19"/>
+              </w:rPr>
+              <w:t xml:space="preserve">white 9 (pad)</w:t>
+            </w:r>
+          </w:p>
+        </w:tc>
+        <w:tc>
+          <w:tcPr>
+            <w:tcW w:type="dxa" w:w="2016"/>
             <w:tcBorders>
               <w:top w:val="single" w:color="D8D8D8" w:sz="2"/>
               <w:left w:val="none"/>
@@ -3186,61 +3358,34 @@
         </w:tc>
         <w:tc>
           <w:tcPr>
-            <w:tcW w:type="dxa" w:w="1680"/>
-            <w:tcBorders>
-              <w:top w:val="single" w:color="D8D8D8" w:sz="2"/>
-              <w:left w:val="none"/>
-              <w:bottom w:val="single" w:color="D8D8D8" w:sz="2"/>
-              <w:right w:val="none"/>
-            </w:tcBorders>
-            <w:tcMar>
-              <w:top w:type="dxa" w:w="80"/>
-              <w:left w:type="dxa" w:w="100"/>
-              <w:bottom w:type="dxa" w:w="80"/>
-              <w:right w:type="dxa" w:w="100"/>
-            </w:tcMar>
-          </w:tcPr>
-          <w:p>
-            <w:r>
-              <w:rPr>
-                <w:color w:val="1A1A1A"/>
-                <w:sz w:val="19"/>
-                <w:szCs w:val="19"/>
-              </w:rPr>
-              <w:t xml:space="preserve">523</w:t>
-            </w:r>
-          </w:p>
-        </w:tc>
-        <w:tc>
-          <w:tcPr>
-            <w:tcW w:type="dxa" w:w="1680"/>
-            <w:tcBorders>
-              <w:top w:val="single" w:color="D8D8D8" w:sz="2"/>
-              <w:left w:val="none"/>
-              <w:bottom w:val="single" w:color="D8D8D8" w:sz="2"/>
-              <w:right w:val="none"/>
-            </w:tcBorders>
-            <w:tcMar>
-              <w:top w:type="dxa" w:w="80"/>
-              <w:left w:type="dxa" w:w="100"/>
-              <w:bottom w:type="dxa" w:w="80"/>
-              <w:right w:type="dxa" w:w="100"/>
-            </w:tcMar>
-          </w:tcPr>
-          <w:p>
-            <w:r>
-              <w:rPr>
-                <w:color w:val="1A1A1A"/>
-                <w:sz w:val="19"/>
-                <w:szCs w:val="19"/>
-              </w:rPr>
-              <w:t xml:space="preserve">262</w:t>
-            </w:r>
-          </w:p>
-        </w:tc>
-        <w:tc>
-          <w:tcPr>
-            <w:tcW w:type="dxa" w:w="1680"/>
+            <w:tcW w:type="dxa" w:w="2016"/>
+            <w:tcBorders>
+              <w:top w:val="single" w:color="D8D8D8" w:sz="2"/>
+              <w:left w:val="none"/>
+              <w:bottom w:val="single" w:color="D8D8D8" w:sz="2"/>
+              <w:right w:val="none"/>
+            </w:tcBorders>
+            <w:tcMar>
+              <w:top w:type="dxa" w:w="80"/>
+              <w:left w:type="dxa" w:w="100"/>
+              <w:bottom w:type="dxa" w:w="80"/>
+              <w:right w:type="dxa" w:w="100"/>
+            </w:tcMar>
+          </w:tcPr>
+          <w:p>
+            <w:r>
+              <w:rPr>
+                <w:color w:val="1A1A1A"/>
+                <w:sz w:val="19"/>
+                <w:szCs w:val="19"/>
+              </w:rPr>
+              <w:t xml:space="preserve">523.25</w:t>
+            </w:r>
+          </w:p>
+        </w:tc>
+        <w:tc>
+          <w:tcPr>
+            <w:tcW w:type="dxa" w:w="2016"/>
             <w:tcBorders>
               <w:top w:val="single" w:color="D8D8D8" w:sz="2"/>
               <w:left w:val="none"/>
@@ -3272,7 +3417,7 @@
         </w:trPr>
         <w:tc>
           <w:tcPr>
-            <w:tcW w:type="dxa" w:w="1680"/>
+            <w:tcW w:type="dxa" w:w="2016"/>
             <w:tcBorders>
               <w:top w:val="single" w:color="D8D8D8" w:sz="2"/>
               <w:left w:val="none"/>
@@ -3299,34 +3444,34 @@
         </w:tc>
         <w:tc>
           <w:tcPr>
-            <w:tcW w:type="dxa" w:w="1680"/>
-            <w:tcBorders>
-              <w:top w:val="single" w:color="D8D8D8" w:sz="2"/>
-              <w:left w:val="none"/>
-              <w:bottom w:val="single" w:color="D8D8D8" w:sz="2"/>
-              <w:right w:val="none"/>
-            </w:tcBorders>
-            <w:tcMar>
-              <w:top w:type="dxa" w:w="80"/>
-              <w:left w:type="dxa" w:w="100"/>
-              <w:bottom w:type="dxa" w:w="80"/>
-              <w:right w:type="dxa" w:w="100"/>
-            </w:tcMar>
-          </w:tcPr>
-          <w:p>
-            <w:r>
-              <w:rPr>
-                <w:color w:val="1A1A1A"/>
-                <w:sz w:val="19"/>
-                <w:szCs w:val="19"/>
-              </w:rPr>
-              <w:t xml:space="preserve">(pad)</w:t>
-            </w:r>
-          </w:p>
-        </w:tc>
-        <w:tc>
-          <w:tcPr>
-            <w:tcW w:type="dxa" w:w="1680"/>
+            <w:tcW w:type="dxa" w:w="2016"/>
+            <w:tcBorders>
+              <w:top w:val="single" w:color="D8D8D8" w:sz="2"/>
+              <w:left w:val="none"/>
+              <w:bottom w:val="single" w:color="D8D8D8" w:sz="2"/>
+              <w:right w:val="none"/>
+            </w:tcBorders>
+            <w:tcMar>
+              <w:top w:type="dxa" w:w="80"/>
+              <w:left w:type="dxa" w:w="100"/>
+              <w:bottom w:type="dxa" w:w="80"/>
+              <w:right w:type="dxa" w:w="100"/>
+            </w:tcMar>
+          </w:tcPr>
+          <w:p>
+            <w:r>
+              <w:rPr>
+                <w:color w:val="1A1A1A"/>
+                <w:sz w:val="19"/>
+                <w:szCs w:val="19"/>
+              </w:rPr>
+              <w:t xml:space="preserve">white 10 (pad)</w:t>
+            </w:r>
+          </w:p>
+        </w:tc>
+        <w:tc>
+          <w:tcPr>
+            <w:tcW w:type="dxa" w:w="2016"/>
             <w:tcBorders>
               <w:top w:val="single" w:color="D8D8D8" w:sz="2"/>
               <w:left w:val="none"/>
@@ -3353,61 +3498,34 @@
         </w:tc>
         <w:tc>
           <w:tcPr>
-            <w:tcW w:type="dxa" w:w="1680"/>
-            <w:tcBorders>
-              <w:top w:val="single" w:color="D8D8D8" w:sz="2"/>
-              <w:left w:val="none"/>
-              <w:bottom w:val="single" w:color="D8D8D8" w:sz="2"/>
-              <w:right w:val="none"/>
-            </w:tcBorders>
-            <w:tcMar>
-              <w:top w:type="dxa" w:w="80"/>
-              <w:left w:type="dxa" w:w="100"/>
-              <w:bottom w:type="dxa" w:w="80"/>
-              <w:right w:type="dxa" w:w="100"/>
-            </w:tcMar>
-          </w:tcPr>
-          <w:p>
-            <w:r>
-              <w:rPr>
-                <w:color w:val="1A1A1A"/>
-                <w:sz w:val="19"/>
-                <w:szCs w:val="19"/>
-              </w:rPr>
-              <w:t xml:space="preserve">554</w:t>
-            </w:r>
-          </w:p>
-        </w:tc>
-        <w:tc>
-          <w:tcPr>
-            <w:tcW w:type="dxa" w:w="1680"/>
-            <w:tcBorders>
-              <w:top w:val="single" w:color="D8D8D8" w:sz="2"/>
-              <w:left w:val="none"/>
-              <w:bottom w:val="single" w:color="D8D8D8" w:sz="2"/>
-              <w:right w:val="none"/>
-            </w:tcBorders>
-            <w:tcMar>
-              <w:top w:type="dxa" w:w="80"/>
-              <w:left w:type="dxa" w:w="100"/>
-              <w:bottom w:type="dxa" w:w="80"/>
-              <w:right w:type="dxa" w:w="100"/>
-            </w:tcMar>
-          </w:tcPr>
-          <w:p>
-            <w:r>
-              <w:rPr>
-                <w:color w:val="1A1A1A"/>
-                <w:sz w:val="19"/>
-                <w:szCs w:val="19"/>
-              </w:rPr>
-              <w:t xml:space="preserve">277</w:t>
-            </w:r>
-          </w:p>
-        </w:tc>
-        <w:tc>
-          <w:tcPr>
-            <w:tcW w:type="dxa" w:w="1680"/>
+            <w:tcW w:type="dxa" w:w="2016"/>
+            <w:tcBorders>
+              <w:top w:val="single" w:color="D8D8D8" w:sz="2"/>
+              <w:left w:val="none"/>
+              <w:bottom w:val="single" w:color="D8D8D8" w:sz="2"/>
+              <w:right w:val="none"/>
+            </w:tcBorders>
+            <w:tcMar>
+              <w:top w:type="dxa" w:w="80"/>
+              <w:left w:type="dxa" w:w="100"/>
+              <w:bottom w:type="dxa" w:w="80"/>
+              <w:right w:type="dxa" w:w="100"/>
+            </w:tcMar>
+          </w:tcPr>
+          <w:p>
+            <w:r>
+              <w:rPr>
+                <w:color w:val="1A1A1A"/>
+                <w:sz w:val="19"/>
+                <w:szCs w:val="19"/>
+              </w:rPr>
+              <w:t xml:space="preserve">554.36</w:t>
+            </w:r>
+          </w:p>
+        </w:tc>
+        <w:tc>
+          <w:tcPr>
+            <w:tcW w:type="dxa" w:w="2016"/>
             <w:tcBorders>
               <w:top w:val="single" w:color="D8D8D8" w:sz="2"/>
               <w:left w:val="none"/>
@@ -3429,6 +3547,988 @@
                 <w:szCs w:val="19"/>
               </w:rPr>
               <w:t xml:space="preserve">D12</w:t>
+            </w:r>
+          </w:p>
+        </w:tc>
+      </w:tr>
+      <w:tr>
+        <w:trPr>
+          <w:cantSplit/>
+        </w:trPr>
+        <w:tc>
+          <w:tcPr>
+            <w:tcW w:type="dxa" w:w="2016"/>
+            <w:tcBorders>
+              <w:top w:val="single" w:color="D8D8D8" w:sz="2"/>
+              <w:left w:val="none"/>
+              <w:bottom w:val="single" w:color="D8D8D8" w:sz="2"/>
+              <w:right w:val="none"/>
+            </w:tcBorders>
+            <w:tcMar>
+              <w:top w:type="dxa" w:w="80"/>
+              <w:left w:type="dxa" w:w="100"/>
+              <w:bottom w:type="dxa" w:w="80"/>
+              <w:right w:type="dxa" w:w="100"/>
+            </w:tcMar>
+          </w:tcPr>
+          <w:p>
+            <w:r>
+              <w:rPr>
+                <w:color w:val="1A1A1A"/>
+                <w:sz w:val="19"/>
+                <w:szCs w:val="19"/>
+              </w:rPr>
+              <w:t xml:space="preserve">11</w:t>
+            </w:r>
+          </w:p>
+        </w:tc>
+        <w:tc>
+          <w:tcPr>
+            <w:tcW w:type="dxa" w:w="2016"/>
+            <w:tcBorders>
+              <w:top w:val="single" w:color="D8D8D8" w:sz="2"/>
+              <w:left w:val="none"/>
+              <w:bottom w:val="single" w:color="D8D8D8" w:sz="2"/>
+              <w:right w:val="none"/>
+            </w:tcBorders>
+            <w:tcMar>
+              <w:top w:type="dxa" w:w="80"/>
+              <w:left w:type="dxa" w:w="100"/>
+              <w:bottom w:type="dxa" w:w="80"/>
+              <w:right w:type="dxa" w:w="100"/>
+            </w:tcMar>
+          </w:tcPr>
+          <w:p>
+            <w:r>
+              <w:rPr>
+                <w:color w:val="1A1A1A"/>
+                <w:sz w:val="19"/>
+                <w:szCs w:val="19"/>
+              </w:rPr>
+              <w:t xml:space="preserve">black in gap 0/1</w:t>
+            </w:r>
+          </w:p>
+        </w:tc>
+        <w:tc>
+          <w:tcPr>
+            <w:tcW w:type="dxa" w:w="2016"/>
+            <w:tcBorders>
+              <w:top w:val="single" w:color="D8D8D8" w:sz="2"/>
+              <w:left w:val="none"/>
+              <w:bottom w:val="single" w:color="D8D8D8" w:sz="2"/>
+              <w:right w:val="none"/>
+            </w:tcBorders>
+            <w:tcMar>
+              <w:top w:type="dxa" w:w="80"/>
+              <w:left w:type="dxa" w:w="100"/>
+              <w:bottom w:type="dxa" w:w="80"/>
+              <w:right w:type="dxa" w:w="100"/>
+            </w:tcMar>
+          </w:tcPr>
+          <w:p>
+            <w:r>
+              <w:rPr>
+                <w:color w:val="1A1A1A"/>
+                <w:sz w:val="19"/>
+                <w:szCs w:val="19"/>
+              </w:rPr>
+              <w:t xml:space="preserve">A3 †</w:t>
+            </w:r>
+          </w:p>
+        </w:tc>
+        <w:tc>
+          <w:tcPr>
+            <w:tcW w:type="dxa" w:w="2016"/>
+            <w:tcBorders>
+              <w:top w:val="single" w:color="D8D8D8" w:sz="2"/>
+              <w:left w:val="none"/>
+              <w:bottom w:val="single" w:color="D8D8D8" w:sz="2"/>
+              <w:right w:val="none"/>
+            </w:tcBorders>
+            <w:tcMar>
+              <w:top w:type="dxa" w:w="80"/>
+              <w:left w:type="dxa" w:w="100"/>
+              <w:bottom w:type="dxa" w:w="80"/>
+              <w:right w:type="dxa" w:w="100"/>
+            </w:tcMar>
+          </w:tcPr>
+          <w:p>
+            <w:r>
+              <w:rPr>
+                <w:color w:val="1A1A1A"/>
+                <w:sz w:val="19"/>
+                <w:szCs w:val="19"/>
+              </w:rPr>
+              <w:t xml:space="preserve">220.00</w:t>
+            </w:r>
+          </w:p>
+        </w:tc>
+        <w:tc>
+          <w:tcPr>
+            <w:tcW w:type="dxa" w:w="2016"/>
+            <w:tcBorders>
+              <w:top w:val="single" w:color="D8D8D8" w:sz="2"/>
+              <w:left w:val="none"/>
+              <w:bottom w:val="single" w:color="D8D8D8" w:sz="2"/>
+              <w:right w:val="none"/>
+            </w:tcBorders>
+            <w:tcMar>
+              <w:top w:type="dxa" w:w="80"/>
+              <w:left w:type="dxa" w:w="100"/>
+              <w:bottom w:type="dxa" w:w="80"/>
+              <w:right w:type="dxa" w:w="100"/>
+            </w:tcMar>
+          </w:tcPr>
+          <w:p>
+            <w:r>
+              <w:rPr>
+                <w:color w:val="1A1A1A"/>
+                <w:sz w:val="19"/>
+                <w:szCs w:val="19"/>
+              </w:rPr>
+              <w:t xml:space="preserve">A5</w:t>
+            </w:r>
+          </w:p>
+        </w:tc>
+      </w:tr>
+      <w:tr>
+        <w:trPr>
+          <w:cantSplit/>
+        </w:trPr>
+        <w:tc>
+          <w:tcPr>
+            <w:tcW w:type="dxa" w:w="2016"/>
+            <w:tcBorders>
+              <w:top w:val="single" w:color="D8D8D8" w:sz="2"/>
+              <w:left w:val="none"/>
+              <w:bottom w:val="single" w:color="D8D8D8" w:sz="2"/>
+              <w:right w:val="none"/>
+            </w:tcBorders>
+            <w:tcMar>
+              <w:top w:type="dxa" w:w="80"/>
+              <w:left w:type="dxa" w:w="100"/>
+              <w:bottom w:type="dxa" w:w="80"/>
+              <w:right w:type="dxa" w:w="100"/>
+            </w:tcMar>
+          </w:tcPr>
+          <w:p>
+            <w:r>
+              <w:rPr>
+                <w:color w:val="1A1A1A"/>
+                <w:sz w:val="19"/>
+                <w:szCs w:val="19"/>
+              </w:rPr>
+              <w:t xml:space="preserve">12</w:t>
+            </w:r>
+          </w:p>
+        </w:tc>
+        <w:tc>
+          <w:tcPr>
+            <w:tcW w:type="dxa" w:w="2016"/>
+            <w:tcBorders>
+              <w:top w:val="single" w:color="D8D8D8" w:sz="2"/>
+              <w:left w:val="none"/>
+              <w:bottom w:val="single" w:color="D8D8D8" w:sz="2"/>
+              <w:right w:val="none"/>
+            </w:tcBorders>
+            <w:tcMar>
+              <w:top w:type="dxa" w:w="80"/>
+              <w:left w:type="dxa" w:w="100"/>
+              <w:bottom w:type="dxa" w:w="80"/>
+              <w:right w:type="dxa" w:w="100"/>
+            </w:tcMar>
+          </w:tcPr>
+          <w:p>
+            <w:r>
+              <w:rPr>
+                <w:color w:val="1A1A1A"/>
+                <w:sz w:val="19"/>
+                <w:szCs w:val="19"/>
+              </w:rPr>
+              <w:t xml:space="preserve">black in gap 2/3</w:t>
+            </w:r>
+          </w:p>
+        </w:tc>
+        <w:tc>
+          <w:tcPr>
+            <w:tcW w:type="dxa" w:w="2016"/>
+            <w:tcBorders>
+              <w:top w:val="single" w:color="D8D8D8" w:sz="2"/>
+              <w:left w:val="none"/>
+              <w:bottom w:val="single" w:color="D8D8D8" w:sz="2"/>
+              <w:right w:val="none"/>
+            </w:tcBorders>
+            <w:tcMar>
+              <w:top w:type="dxa" w:w="80"/>
+              <w:left w:type="dxa" w:w="100"/>
+              <w:bottom w:type="dxa" w:w="80"/>
+              <w:right w:type="dxa" w:w="100"/>
+            </w:tcMar>
+          </w:tcPr>
+          <w:p>
+            <w:r>
+              <w:rPr>
+                <w:color w:val="1A1A1A"/>
+                <w:sz w:val="19"/>
+                <w:szCs w:val="19"/>
+              </w:rPr>
+              <w:t xml:space="preserve">C♯4</w:t>
+            </w:r>
+          </w:p>
+        </w:tc>
+        <w:tc>
+          <w:tcPr>
+            <w:tcW w:type="dxa" w:w="2016"/>
+            <w:tcBorders>
+              <w:top w:val="single" w:color="D8D8D8" w:sz="2"/>
+              <w:left w:val="none"/>
+              <w:bottom w:val="single" w:color="D8D8D8" w:sz="2"/>
+              <w:right w:val="none"/>
+            </w:tcBorders>
+            <w:tcMar>
+              <w:top w:type="dxa" w:w="80"/>
+              <w:left w:type="dxa" w:w="100"/>
+              <w:bottom w:type="dxa" w:w="80"/>
+              <w:right w:type="dxa" w:w="100"/>
+            </w:tcMar>
+          </w:tcPr>
+          <w:p>
+            <w:r>
+              <w:rPr>
+                <w:color w:val="1A1A1A"/>
+                <w:sz w:val="19"/>
+                <w:szCs w:val="19"/>
+              </w:rPr>
+              <w:t xml:space="preserve">277.18</w:t>
+            </w:r>
+          </w:p>
+        </w:tc>
+        <w:tc>
+          <w:tcPr>
+            <w:tcW w:type="dxa" w:w="2016"/>
+            <w:tcBorders>
+              <w:top w:val="single" w:color="D8D8D8" w:sz="2"/>
+              <w:left w:val="none"/>
+              <w:bottom w:val="single" w:color="D8D8D8" w:sz="2"/>
+              <w:right w:val="none"/>
+            </w:tcBorders>
+            <w:tcMar>
+              <w:top w:type="dxa" w:w="80"/>
+              <w:left w:type="dxa" w:w="100"/>
+              <w:bottom w:type="dxa" w:w="80"/>
+              <w:right w:type="dxa" w:w="100"/>
+            </w:tcMar>
+          </w:tcPr>
+          <w:p>
+            <w:r>
+              <w:rPr>
+                <w:color w:val="1A1A1A"/>
+                <w:sz w:val="19"/>
+                <w:szCs w:val="19"/>
+              </w:rPr>
+              <w:t xml:space="preserve">A0</w:t>
+            </w:r>
+          </w:p>
+        </w:tc>
+      </w:tr>
+      <w:tr>
+        <w:trPr>
+          <w:cantSplit/>
+        </w:trPr>
+        <w:tc>
+          <w:tcPr>
+            <w:tcW w:type="dxa" w:w="2016"/>
+            <w:tcBorders>
+              <w:top w:val="single" w:color="D8D8D8" w:sz="2"/>
+              <w:left w:val="none"/>
+              <w:bottom w:val="single" w:color="D8D8D8" w:sz="2"/>
+              <w:right w:val="none"/>
+            </w:tcBorders>
+            <w:tcMar>
+              <w:top w:type="dxa" w:w="80"/>
+              <w:left w:type="dxa" w:w="100"/>
+              <w:bottom w:type="dxa" w:w="80"/>
+              <w:right w:type="dxa" w:w="100"/>
+            </w:tcMar>
+          </w:tcPr>
+          <w:p>
+            <w:r>
+              <w:rPr>
+                <w:color w:val="1A1A1A"/>
+                <w:sz w:val="19"/>
+                <w:szCs w:val="19"/>
+              </w:rPr>
+              <w:t xml:space="preserve">13</w:t>
+            </w:r>
+          </w:p>
+        </w:tc>
+        <w:tc>
+          <w:tcPr>
+            <w:tcW w:type="dxa" w:w="2016"/>
+            <w:tcBorders>
+              <w:top w:val="single" w:color="D8D8D8" w:sz="2"/>
+              <w:left w:val="none"/>
+              <w:bottom w:val="single" w:color="D8D8D8" w:sz="2"/>
+              <w:right w:val="none"/>
+            </w:tcBorders>
+            <w:tcMar>
+              <w:top w:type="dxa" w:w="80"/>
+              <w:left w:type="dxa" w:w="100"/>
+              <w:bottom w:type="dxa" w:w="80"/>
+              <w:right w:type="dxa" w:w="100"/>
+            </w:tcMar>
+          </w:tcPr>
+          <w:p>
+            <w:r>
+              <w:rPr>
+                <w:color w:val="1A1A1A"/>
+                <w:sz w:val="19"/>
+                <w:szCs w:val="19"/>
+              </w:rPr>
+              <w:t xml:space="preserve">black in gap 3/4</w:t>
+            </w:r>
+          </w:p>
+        </w:tc>
+        <w:tc>
+          <w:tcPr>
+            <w:tcW w:type="dxa" w:w="2016"/>
+            <w:tcBorders>
+              <w:top w:val="single" w:color="D8D8D8" w:sz="2"/>
+              <w:left w:val="none"/>
+              <w:bottom w:val="single" w:color="D8D8D8" w:sz="2"/>
+              <w:right w:val="none"/>
+            </w:tcBorders>
+            <w:tcMar>
+              <w:top w:type="dxa" w:w="80"/>
+              <w:left w:type="dxa" w:w="100"/>
+              <w:bottom w:type="dxa" w:w="80"/>
+              <w:right w:type="dxa" w:w="100"/>
+            </w:tcMar>
+          </w:tcPr>
+          <w:p>
+            <w:r>
+              <w:rPr>
+                <w:color w:val="1A1A1A"/>
+                <w:sz w:val="19"/>
+                <w:szCs w:val="19"/>
+              </w:rPr>
+              <w:t xml:space="preserve">D♯4</w:t>
+            </w:r>
+          </w:p>
+        </w:tc>
+        <w:tc>
+          <w:tcPr>
+            <w:tcW w:type="dxa" w:w="2016"/>
+            <w:tcBorders>
+              <w:top w:val="single" w:color="D8D8D8" w:sz="2"/>
+              <w:left w:val="none"/>
+              <w:bottom w:val="single" w:color="D8D8D8" w:sz="2"/>
+              <w:right w:val="none"/>
+            </w:tcBorders>
+            <w:tcMar>
+              <w:top w:type="dxa" w:w="80"/>
+              <w:left w:type="dxa" w:w="100"/>
+              <w:bottom w:type="dxa" w:w="80"/>
+              <w:right w:type="dxa" w:w="100"/>
+            </w:tcMar>
+          </w:tcPr>
+          <w:p>
+            <w:r>
+              <w:rPr>
+                <w:color w:val="1A1A1A"/>
+                <w:sz w:val="19"/>
+                <w:szCs w:val="19"/>
+              </w:rPr>
+              <w:t xml:space="preserve">311.13</w:t>
+            </w:r>
+          </w:p>
+        </w:tc>
+        <w:tc>
+          <w:tcPr>
+            <w:tcW w:type="dxa" w:w="2016"/>
+            <w:tcBorders>
+              <w:top w:val="single" w:color="D8D8D8" w:sz="2"/>
+              <w:left w:val="none"/>
+              <w:bottom w:val="single" w:color="D8D8D8" w:sz="2"/>
+              <w:right w:val="none"/>
+            </w:tcBorders>
+            <w:tcMar>
+              <w:top w:type="dxa" w:w="80"/>
+              <w:left w:type="dxa" w:w="100"/>
+              <w:bottom w:type="dxa" w:w="80"/>
+              <w:right w:type="dxa" w:w="100"/>
+            </w:tcMar>
+          </w:tcPr>
+          <w:p>
+            <w:r>
+              <w:rPr>
+                <w:color w:val="1A1A1A"/>
+                <w:sz w:val="19"/>
+                <w:szCs w:val="19"/>
+              </w:rPr>
+              <w:t xml:space="preserve">A1</w:t>
+            </w:r>
+          </w:p>
+        </w:tc>
+      </w:tr>
+      <w:tr>
+        <w:trPr>
+          <w:cantSplit/>
+        </w:trPr>
+        <w:tc>
+          <w:tcPr>
+            <w:tcW w:type="dxa" w:w="2016"/>
+            <w:tcBorders>
+              <w:top w:val="single" w:color="D8D8D8" w:sz="2"/>
+              <w:left w:val="none"/>
+              <w:bottom w:val="single" w:color="D8D8D8" w:sz="2"/>
+              <w:right w:val="none"/>
+            </w:tcBorders>
+            <w:tcMar>
+              <w:top w:type="dxa" w:w="80"/>
+              <w:left w:type="dxa" w:w="100"/>
+              <w:bottom w:type="dxa" w:w="80"/>
+              <w:right w:type="dxa" w:w="100"/>
+            </w:tcMar>
+          </w:tcPr>
+          <w:p>
+            <w:r>
+              <w:rPr>
+                <w:color w:val="1A1A1A"/>
+                <w:sz w:val="19"/>
+                <w:szCs w:val="19"/>
+              </w:rPr>
+              <w:t xml:space="preserve">14</w:t>
+            </w:r>
+          </w:p>
+        </w:tc>
+        <w:tc>
+          <w:tcPr>
+            <w:tcW w:type="dxa" w:w="2016"/>
+            <w:tcBorders>
+              <w:top w:val="single" w:color="D8D8D8" w:sz="2"/>
+              <w:left w:val="none"/>
+              <w:bottom w:val="single" w:color="D8D8D8" w:sz="2"/>
+              <w:right w:val="none"/>
+            </w:tcBorders>
+            <w:tcMar>
+              <w:top w:type="dxa" w:w="80"/>
+              <w:left w:type="dxa" w:w="100"/>
+              <w:bottom w:type="dxa" w:w="80"/>
+              <w:right w:type="dxa" w:w="100"/>
+            </w:tcMar>
+          </w:tcPr>
+          <w:p>
+            <w:r>
+              <w:rPr>
+                <w:color w:val="1A1A1A"/>
+                <w:sz w:val="19"/>
+                <w:szCs w:val="19"/>
+              </w:rPr>
+              <w:t xml:space="preserve">black in gap 5/6</w:t>
+            </w:r>
+          </w:p>
+        </w:tc>
+        <w:tc>
+          <w:tcPr>
+            <w:tcW w:type="dxa" w:w="2016"/>
+            <w:tcBorders>
+              <w:top w:val="single" w:color="D8D8D8" w:sz="2"/>
+              <w:left w:val="none"/>
+              <w:bottom w:val="single" w:color="D8D8D8" w:sz="2"/>
+              <w:right w:val="none"/>
+            </w:tcBorders>
+            <w:tcMar>
+              <w:top w:type="dxa" w:w="80"/>
+              <w:left w:type="dxa" w:w="100"/>
+              <w:bottom w:type="dxa" w:w="80"/>
+              <w:right w:type="dxa" w:w="100"/>
+            </w:tcMar>
+          </w:tcPr>
+          <w:p>
+            <w:r>
+              <w:rPr>
+                <w:color w:val="1A1A1A"/>
+                <w:sz w:val="19"/>
+                <w:szCs w:val="19"/>
+              </w:rPr>
+              <w:t xml:space="preserve">F♯4</w:t>
+            </w:r>
+          </w:p>
+        </w:tc>
+        <w:tc>
+          <w:tcPr>
+            <w:tcW w:type="dxa" w:w="2016"/>
+            <w:tcBorders>
+              <w:top w:val="single" w:color="D8D8D8" w:sz="2"/>
+              <w:left w:val="none"/>
+              <w:bottom w:val="single" w:color="D8D8D8" w:sz="2"/>
+              <w:right w:val="none"/>
+            </w:tcBorders>
+            <w:tcMar>
+              <w:top w:type="dxa" w:w="80"/>
+              <w:left w:type="dxa" w:w="100"/>
+              <w:bottom w:type="dxa" w:w="80"/>
+              <w:right w:type="dxa" w:w="100"/>
+            </w:tcMar>
+          </w:tcPr>
+          <w:p>
+            <w:r>
+              <w:rPr>
+                <w:color w:val="1A1A1A"/>
+                <w:sz w:val="19"/>
+                <w:szCs w:val="19"/>
+              </w:rPr>
+              <w:t xml:space="preserve">369.99</w:t>
+            </w:r>
+          </w:p>
+        </w:tc>
+        <w:tc>
+          <w:tcPr>
+            <w:tcW w:type="dxa" w:w="2016"/>
+            <w:tcBorders>
+              <w:top w:val="single" w:color="D8D8D8" w:sz="2"/>
+              <w:left w:val="none"/>
+              <w:bottom w:val="single" w:color="D8D8D8" w:sz="2"/>
+              <w:right w:val="none"/>
+            </w:tcBorders>
+            <w:tcMar>
+              <w:top w:type="dxa" w:w="80"/>
+              <w:left w:type="dxa" w:w="100"/>
+              <w:bottom w:type="dxa" w:w="80"/>
+              <w:right w:type="dxa" w:w="100"/>
+            </w:tcMar>
+          </w:tcPr>
+          <w:p>
+            <w:r>
+              <w:rPr>
+                <w:color w:val="1A1A1A"/>
+                <w:sz w:val="19"/>
+                <w:szCs w:val="19"/>
+              </w:rPr>
+              <w:t xml:space="preserve">A2</w:t>
+            </w:r>
+          </w:p>
+        </w:tc>
+      </w:tr>
+      <w:tr>
+        <w:trPr>
+          <w:cantSplit/>
+        </w:trPr>
+        <w:tc>
+          <w:tcPr>
+            <w:tcW w:type="dxa" w:w="2016"/>
+            <w:tcBorders>
+              <w:top w:val="single" w:color="D8D8D8" w:sz="2"/>
+              <w:left w:val="none"/>
+              <w:bottom w:val="single" w:color="D8D8D8" w:sz="2"/>
+              <w:right w:val="none"/>
+            </w:tcBorders>
+            <w:tcMar>
+              <w:top w:type="dxa" w:w="80"/>
+              <w:left w:type="dxa" w:w="100"/>
+              <w:bottom w:type="dxa" w:w="80"/>
+              <w:right w:type="dxa" w:w="100"/>
+            </w:tcMar>
+          </w:tcPr>
+          <w:p>
+            <w:r>
+              <w:rPr>
+                <w:color w:val="1A1A1A"/>
+                <w:sz w:val="19"/>
+                <w:szCs w:val="19"/>
+              </w:rPr>
+              <w:t xml:space="preserve">15</w:t>
+            </w:r>
+          </w:p>
+        </w:tc>
+        <w:tc>
+          <w:tcPr>
+            <w:tcW w:type="dxa" w:w="2016"/>
+            <w:tcBorders>
+              <w:top w:val="single" w:color="D8D8D8" w:sz="2"/>
+              <w:left w:val="none"/>
+              <w:bottom w:val="single" w:color="D8D8D8" w:sz="2"/>
+              <w:right w:val="none"/>
+            </w:tcBorders>
+            <w:tcMar>
+              <w:top w:type="dxa" w:w="80"/>
+              <w:left w:type="dxa" w:w="100"/>
+              <w:bottom w:type="dxa" w:w="80"/>
+              <w:right w:type="dxa" w:w="100"/>
+            </w:tcMar>
+          </w:tcPr>
+          <w:p>
+            <w:r>
+              <w:rPr>
+                <w:color w:val="1A1A1A"/>
+                <w:sz w:val="19"/>
+                <w:szCs w:val="19"/>
+              </w:rPr>
+              <w:t xml:space="preserve">black in gap 6/7</w:t>
+            </w:r>
+          </w:p>
+        </w:tc>
+        <w:tc>
+          <w:tcPr>
+            <w:tcW w:type="dxa" w:w="2016"/>
+            <w:tcBorders>
+              <w:top w:val="single" w:color="D8D8D8" w:sz="2"/>
+              <w:left w:val="none"/>
+              <w:bottom w:val="single" w:color="D8D8D8" w:sz="2"/>
+              <w:right w:val="none"/>
+            </w:tcBorders>
+            <w:tcMar>
+              <w:top w:type="dxa" w:w="80"/>
+              <w:left w:type="dxa" w:w="100"/>
+              <w:bottom w:type="dxa" w:w="80"/>
+              <w:right w:type="dxa" w:w="100"/>
+            </w:tcMar>
+          </w:tcPr>
+          <w:p>
+            <w:r>
+              <w:rPr>
+                <w:color w:val="1A1A1A"/>
+                <w:sz w:val="19"/>
+                <w:szCs w:val="19"/>
+              </w:rPr>
+              <w:t xml:space="preserve">G♯4</w:t>
+            </w:r>
+          </w:p>
+        </w:tc>
+        <w:tc>
+          <w:tcPr>
+            <w:tcW w:type="dxa" w:w="2016"/>
+            <w:tcBorders>
+              <w:top w:val="single" w:color="D8D8D8" w:sz="2"/>
+              <w:left w:val="none"/>
+              <w:bottom w:val="single" w:color="D8D8D8" w:sz="2"/>
+              <w:right w:val="none"/>
+            </w:tcBorders>
+            <w:tcMar>
+              <w:top w:type="dxa" w:w="80"/>
+              <w:left w:type="dxa" w:w="100"/>
+              <w:bottom w:type="dxa" w:w="80"/>
+              <w:right w:type="dxa" w:w="100"/>
+            </w:tcMar>
+          </w:tcPr>
+          <w:p>
+            <w:r>
+              <w:rPr>
+                <w:color w:val="1A1A1A"/>
+                <w:sz w:val="19"/>
+                <w:szCs w:val="19"/>
+              </w:rPr>
+              <w:t xml:space="preserve">415.30</w:t>
+            </w:r>
+          </w:p>
+        </w:tc>
+        <w:tc>
+          <w:tcPr>
+            <w:tcW w:type="dxa" w:w="2016"/>
+            <w:tcBorders>
+              <w:top w:val="single" w:color="D8D8D8" w:sz="2"/>
+              <w:left w:val="none"/>
+              <w:bottom w:val="single" w:color="D8D8D8" w:sz="2"/>
+              <w:right w:val="none"/>
+            </w:tcBorders>
+            <w:tcMar>
+              <w:top w:type="dxa" w:w="80"/>
+              <w:left w:type="dxa" w:w="100"/>
+              <w:bottom w:type="dxa" w:w="80"/>
+              <w:right w:type="dxa" w:w="100"/>
+            </w:tcMar>
+          </w:tcPr>
+          <w:p>
+            <w:r>
+              <w:rPr>
+                <w:color w:val="1A1A1A"/>
+                <w:sz w:val="19"/>
+                <w:szCs w:val="19"/>
+              </w:rPr>
+              <w:t xml:space="preserve">A3</w:t>
+            </w:r>
+          </w:p>
+        </w:tc>
+      </w:tr>
+      <w:tr>
+        <w:trPr>
+          <w:cantSplit/>
+        </w:trPr>
+        <w:tc>
+          <w:tcPr>
+            <w:tcW w:type="dxa" w:w="2016"/>
+            <w:tcBorders>
+              <w:top w:val="single" w:color="D8D8D8" w:sz="2"/>
+              <w:left w:val="none"/>
+              <w:bottom w:val="single" w:color="D8D8D8" w:sz="2"/>
+              <w:right w:val="none"/>
+            </w:tcBorders>
+            <w:tcMar>
+              <w:top w:type="dxa" w:w="80"/>
+              <w:left w:type="dxa" w:w="100"/>
+              <w:bottom w:type="dxa" w:w="80"/>
+              <w:right w:type="dxa" w:w="100"/>
+            </w:tcMar>
+          </w:tcPr>
+          <w:p>
+            <w:r>
+              <w:rPr>
+                <w:color w:val="1A1A1A"/>
+                <w:sz w:val="19"/>
+                <w:szCs w:val="19"/>
+              </w:rPr>
+              <w:t xml:space="preserve">16</w:t>
+            </w:r>
+          </w:p>
+        </w:tc>
+        <w:tc>
+          <w:tcPr>
+            <w:tcW w:type="dxa" w:w="2016"/>
+            <w:tcBorders>
+              <w:top w:val="single" w:color="D8D8D8" w:sz="2"/>
+              <w:left w:val="none"/>
+              <w:bottom w:val="single" w:color="D8D8D8" w:sz="2"/>
+              <w:right w:val="none"/>
+            </w:tcBorders>
+            <w:tcMar>
+              <w:top w:type="dxa" w:w="80"/>
+              <w:left w:type="dxa" w:w="100"/>
+              <w:bottom w:type="dxa" w:w="80"/>
+              <w:right w:type="dxa" w:w="100"/>
+            </w:tcMar>
+          </w:tcPr>
+          <w:p>
+            <w:r>
+              <w:rPr>
+                <w:color w:val="1A1A1A"/>
+                <w:sz w:val="19"/>
+                <w:szCs w:val="19"/>
+              </w:rPr>
+              <w:t xml:space="preserve">black in gap 7/8</w:t>
+            </w:r>
+          </w:p>
+        </w:tc>
+        <w:tc>
+          <w:tcPr>
+            <w:tcW w:type="dxa" w:w="2016"/>
+            <w:tcBorders>
+              <w:top w:val="single" w:color="D8D8D8" w:sz="2"/>
+              <w:left w:val="none"/>
+              <w:bottom w:val="single" w:color="D8D8D8" w:sz="2"/>
+              <w:right w:val="none"/>
+            </w:tcBorders>
+            <w:tcMar>
+              <w:top w:type="dxa" w:w="80"/>
+              <w:left w:type="dxa" w:w="100"/>
+              <w:bottom w:type="dxa" w:w="80"/>
+              <w:right w:type="dxa" w:w="100"/>
+            </w:tcMar>
+          </w:tcPr>
+          <w:p>
+            <w:r>
+              <w:rPr>
+                <w:color w:val="1A1A1A"/>
+                <w:sz w:val="19"/>
+                <w:szCs w:val="19"/>
+              </w:rPr>
+              <w:t xml:space="preserve">A♯4</w:t>
+            </w:r>
+          </w:p>
+        </w:tc>
+        <w:tc>
+          <w:tcPr>
+            <w:tcW w:type="dxa" w:w="2016"/>
+            <w:tcBorders>
+              <w:top w:val="single" w:color="D8D8D8" w:sz="2"/>
+              <w:left w:val="none"/>
+              <w:bottom w:val="single" w:color="D8D8D8" w:sz="2"/>
+              <w:right w:val="none"/>
+            </w:tcBorders>
+            <w:tcMar>
+              <w:top w:type="dxa" w:w="80"/>
+              <w:left w:type="dxa" w:w="100"/>
+              <w:bottom w:type="dxa" w:w="80"/>
+              <w:right w:type="dxa" w:w="100"/>
+            </w:tcMar>
+          </w:tcPr>
+          <w:p>
+            <w:r>
+              <w:rPr>
+                <w:color w:val="1A1A1A"/>
+                <w:sz w:val="19"/>
+                <w:szCs w:val="19"/>
+              </w:rPr>
+              <w:t xml:space="preserve">466.16</w:t>
+            </w:r>
+          </w:p>
+        </w:tc>
+        <w:tc>
+          <w:tcPr>
+            <w:tcW w:type="dxa" w:w="2016"/>
+            <w:tcBorders>
+              <w:top w:val="single" w:color="D8D8D8" w:sz="2"/>
+              <w:left w:val="none"/>
+              <w:bottom w:val="single" w:color="D8D8D8" w:sz="2"/>
+              <w:right w:val="none"/>
+            </w:tcBorders>
+            <w:tcMar>
+              <w:top w:type="dxa" w:w="80"/>
+              <w:left w:type="dxa" w:w="100"/>
+              <w:bottom w:type="dxa" w:w="80"/>
+              <w:right w:type="dxa" w:w="100"/>
+            </w:tcMar>
+          </w:tcPr>
+          <w:p>
+            <w:r>
+              <w:rPr>
+                <w:color w:val="1A1A1A"/>
+                <w:sz w:val="19"/>
+                <w:szCs w:val="19"/>
+              </w:rPr>
+              <w:t xml:space="preserve">A4</w:t>
+            </w:r>
+          </w:p>
+        </w:tc>
+      </w:tr>
+      <w:tr>
+        <w:trPr>
+          <w:cantSplit/>
+        </w:trPr>
+        <w:tc>
+          <w:tcPr>
+            <w:tcW w:type="dxa" w:w="2016"/>
+            <w:tcBorders>
+              <w:top w:val="single" w:color="D8D8D8" w:sz="2"/>
+              <w:left w:val="none"/>
+              <w:bottom w:val="single" w:color="D8D8D8" w:sz="2"/>
+              <w:right w:val="none"/>
+            </w:tcBorders>
+            <w:tcMar>
+              <w:top w:type="dxa" w:w="80"/>
+              <w:left w:type="dxa" w:w="100"/>
+              <w:bottom w:type="dxa" w:w="80"/>
+              <w:right w:type="dxa" w:w="100"/>
+            </w:tcMar>
+          </w:tcPr>
+          <w:p>
+            <w:r>
+              <w:rPr>
+                <w:color w:val="1A1A1A"/>
+                <w:sz w:val="19"/>
+                <w:szCs w:val="19"/>
+              </w:rPr>
+              <w:t xml:space="preserve">17</w:t>
+            </w:r>
+          </w:p>
+        </w:tc>
+        <w:tc>
+          <w:tcPr>
+            <w:tcW w:type="dxa" w:w="2016"/>
+            <w:tcBorders>
+              <w:top w:val="single" w:color="D8D8D8" w:sz="2"/>
+              <w:left w:val="none"/>
+              <w:bottom w:val="single" w:color="D8D8D8" w:sz="2"/>
+              <w:right w:val="none"/>
+            </w:tcBorders>
+            <w:tcMar>
+              <w:top w:type="dxa" w:w="80"/>
+              <w:left w:type="dxa" w:w="100"/>
+              <w:bottom w:type="dxa" w:w="80"/>
+              <w:right w:type="dxa" w:w="100"/>
+            </w:tcMar>
+          </w:tcPr>
+          <w:p>
+            <w:r>
+              <w:rPr>
+                <w:color w:val="1A1A1A"/>
+                <w:sz w:val="19"/>
+                <w:szCs w:val="19"/>
+              </w:rPr>
+              <w:t xml:space="preserve">black in gap 9/10</w:t>
+            </w:r>
+          </w:p>
+        </w:tc>
+        <w:tc>
+          <w:tcPr>
+            <w:tcW w:type="dxa" w:w="2016"/>
+            <w:tcBorders>
+              <w:top w:val="single" w:color="D8D8D8" w:sz="2"/>
+              <w:left w:val="none"/>
+              <w:bottom w:val="single" w:color="D8D8D8" w:sz="2"/>
+              <w:right w:val="none"/>
+            </w:tcBorders>
+            <w:tcMar>
+              <w:top w:type="dxa" w:w="80"/>
+              <w:left w:type="dxa" w:w="100"/>
+              <w:bottom w:type="dxa" w:w="80"/>
+              <w:right w:type="dxa" w:w="100"/>
+            </w:tcMar>
+          </w:tcPr>
+          <w:p>
+            <w:r>
+              <w:rPr>
+                <w:color w:val="1A1A1A"/>
+                <w:sz w:val="19"/>
+                <w:szCs w:val="19"/>
+              </w:rPr>
+              <w:t xml:space="preserve">D5 †</w:t>
+            </w:r>
+          </w:p>
+        </w:tc>
+        <w:tc>
+          <w:tcPr>
+            <w:tcW w:type="dxa" w:w="2016"/>
+            <w:tcBorders>
+              <w:top w:val="single" w:color="D8D8D8" w:sz="2"/>
+              <w:left w:val="none"/>
+              <w:bottom w:val="single" w:color="D8D8D8" w:sz="2"/>
+              <w:right w:val="none"/>
+            </w:tcBorders>
+            <w:tcMar>
+              <w:top w:type="dxa" w:w="80"/>
+              <w:left w:type="dxa" w:w="100"/>
+              <w:bottom w:type="dxa" w:w="80"/>
+              <w:right w:type="dxa" w:w="100"/>
+            </w:tcMar>
+          </w:tcPr>
+          <w:p>
+            <w:r>
+              <w:rPr>
+                <w:color w:val="1A1A1A"/>
+                <w:sz w:val="19"/>
+                <w:szCs w:val="19"/>
+              </w:rPr>
+              <w:t xml:space="preserve">587.33</w:t>
+            </w:r>
+          </w:p>
+        </w:tc>
+        <w:tc>
+          <w:tcPr>
+            <w:tcW w:type="dxa" w:w="2016"/>
+            <w:tcBorders>
+              <w:top w:val="single" w:color="D8D8D8" w:sz="2"/>
+              <w:left w:val="none"/>
+              <w:bottom w:val="single" w:color="D8D8D8" w:sz="2"/>
+              <w:right w:val="none"/>
+            </w:tcBorders>
+            <w:tcMar>
+              <w:top w:type="dxa" w:w="80"/>
+              <w:left w:type="dxa" w:w="100"/>
+              <w:bottom w:type="dxa" w:w="80"/>
+              <w:right w:type="dxa" w:w="100"/>
+            </w:tcMar>
+          </w:tcPr>
+          <w:p>
+            <w:r>
+              <w:rPr>
+                <w:b/>
+                <w:bCs/>
+                <w:color w:val="1A1A1A"/>
+                <w:sz w:val="19"/>
+                <w:szCs w:val="19"/>
+              </w:rPr>
+              <w:t xml:space="preserve">D13</w:t>
             </w:r>
           </w:p>
         </w:tc>
@@ -3449,8 +4549,51 @@
           <w:sz w:val="19"/>
           <w:szCs w:val="19"/>
         </w:rPr>
-        <w:t xml:space="preserve">Speaker/piezo output: </w:t>
-      </w:r>
+        <w:t xml:space="preserve">† Five black keys land on a real sharp. The outer two cannot: the simulator's padding keys are already a semitone apart (Bb3–B3 and C5–Db5), so no note exists between them. Those two continue the scale outwards instead. They are decorative keys the task never presses — change the values freely in </w:t>
+      </w:r>
+      <w:r>
+        <w:rPr>
+          <w:rFonts w:ascii="Consolas" w:cs="Consolas" w:eastAsia="Consolas" w:hAnsi="Consolas"/>
+          <w:color w:val="7A3E00"/>
+          <w:sz w:val="17"/>
+          <w:szCs w:val="17"/>
+        </w:rPr>
+        <w:t xml:space="preserve">pc/piano_listener.py</w:t>
+      </w:r>
+      <w:r>
+        <w:rPr>
+          <w:color w:val="1A1A1A"/>
+          <w:sz w:val="19"/>
+          <w:szCs w:val="19"/>
+        </w:rPr>
+        <w:t xml:space="preserve">, or set one to </w:t>
+      </w:r>
+      <w:r>
+        <w:rPr>
+          <w:rFonts w:ascii="Consolas" w:cs="Consolas" w:eastAsia="Consolas" w:hAnsi="Consolas"/>
+          <w:color w:val="7A3E00"/>
+          <w:sz w:val="17"/>
+          <w:szCs w:val="17"/>
+        </w:rPr>
+        <w:t xml:space="preserve">0</w:t>
+      </w:r>
+      <w:r>
+        <w:rPr>
+          <w:color w:val="1A1A1A"/>
+          <w:sz w:val="19"/>
+          <w:szCs w:val="19"/>
+        </w:rPr>
+        <w:t xml:space="preserve"> to make that key silent.</w:t>
+      </w:r>
+    </w:p>
+    <w:p>
+      <w:pPr>
+        <w:pBdr>
+          <w:left w:val="single" w:color="6B4D0F" w:sz="18" w:space="8"/>
+        </w:pBdr>
+        <w:spacing w:after="200" w:before="80"/>
+        <w:ind w:left="160"/>
+      </w:pPr>
       <w:r>
         <w:rPr>
           <w:b/>
@@ -3459,15 +4602,32 @@
           <w:sz w:val="19"/>
           <w:szCs w:val="19"/>
         </w:rPr>
-        <w:t xml:space="preserve">D13</w:t>
-      </w:r>
-      <w:r>
-        <w:rPr>
-          <w:color w:val="1A1A1A"/>
-          <w:sz w:val="19"/>
-          <w:szCs w:val="19"/>
-        </w:rPr>
-        <w:t xml:space="preserve">.</w:t>
+        <w:t xml:space="preserve">Why D13 carries a padding black key.</w:t>
+      </w:r>
+      <w:r>
+        <w:rPr>
+          <w:color w:val="1A1A1A"/>
+          <w:sz w:val="19"/>
+          <w:szCs w:val="19"/>
+        </w:rPr>
+        <w:t xml:space="preserve"> On many Uno clones pin 13 drives the onboard LED directly, which can load </w:t>
+      </w:r>
+      <w:r>
+        <w:rPr>
+          <w:rFonts w:ascii="Consolas" w:cs="Consolas" w:eastAsia="Consolas" w:hAnsi="Consolas"/>
+          <w:color w:val="7A3E00"/>
+          <w:sz w:val="17"/>
+          <w:szCs w:val="17"/>
+        </w:rPr>
+        <w:t xml:space="preserve">INPUT_PULLUP</w:t>
+      </w:r>
+      <w:r>
+        <w:rPr>
+          <w:color w:val="1A1A1A"/>
+          <w:sz w:val="19"/>
+          <w:szCs w:val="19"/>
+        </w:rPr>
+        <w:t xml:space="preserve"> enough to read unreliably. It is therefore assigned the least important key, so a flaky pin costs nothing that matters. If D13 misbehaves, that one decorative key stops working and nothing else changes.</w:t>
       </w:r>
     </w:p>
     <w:p>
@@ -3535,7 +4695,7 @@
           <w:sz w:val="19"/>
           <w:szCs w:val="19"/>
         </w:rPr>
-        <w:t xml:space="preserve">. Wire each switch between its pin and GND:</w:t>
+        <w:t xml:space="preserve"> and no polarity to get right. Each switch goes between its pin and GND:</w:t>
       </w:r>
     </w:p>
     <w:p>
@@ -3550,7 +4710,7 @@
           <w:sz w:val="16"/>
           <w:szCs w:val="16"/>
         </w:rPr>
-        <w:t xml:space="preserve">  D2 ─────[ key 0 switch ]───── GND</w:t>
+        <w:t xml:space="preserve">   D2 ─────[ white key 0 ]───── GND</w:t>
       </w:r>
     </w:p>
     <w:p>
@@ -3565,7 +4725,7 @@
           <w:sz w:val="16"/>
           <w:szCs w:val="16"/>
         </w:rPr>
-        <w:t xml:space="preserve">  D3 ─────[ key 1 switch ]───── GND</w:t>
+        <w:t xml:space="preserve">   D3 ─────[ white key 1 ]───── GND</w:t>
       </w:r>
     </w:p>
     <w:p>
@@ -3580,7 +4740,7 @@
           <w:sz w:val="16"/>
           <w:szCs w:val="16"/>
         </w:rPr>
-        <w:t xml:space="preserve">   ⋮            ⋮                 ⋮</w:t>
+        <w:t xml:space="preserve">    ⋮             ⋮               ⋮</w:t>
       </w:r>
     </w:p>
     <w:p>
@@ -3595,7 +4755,7 @@
           <w:sz w:val="16"/>
           <w:szCs w:val="16"/>
         </w:rPr>
-        <w:t xml:space="preserve"> D12 ─────[ key 10 switch ]──── GND     (all switch commons tie to GND)</w:t>
+        <w:t xml:space="preserve">  D12 ─────[ white key 10 ]──── GND</w:t>
       </w:r>
     </w:p>
     <w:p>
@@ -3610,7 +4770,7 @@
           <w:sz w:val="16"/>
           <w:szCs w:val="16"/>
         </w:rPr>
-        <w:t xml:space="preserve"> </w:t>
+        <w:t xml:space="preserve">   A5 ─────[ black gap 0/1 ]─── GND</w:t>
       </w:r>
     </w:p>
     <w:p>
@@ -3625,7 +4785,7 @@
           <w:sz w:val="16"/>
           <w:szCs w:val="16"/>
         </w:rPr>
-        <w:t xml:space="preserve"> D13 ──[ 100Ω ]──╢ piezo ╟──── GND      (passive buzzer / piezo)</w:t>
+        <w:t xml:space="preserve">   A0 ─────[ black gap 2/3 ]─── GND</w:t>
       </w:r>
     </w:p>
     <w:p>
@@ -3640,7 +4800,22 @@
           <w:sz w:val="16"/>
           <w:szCs w:val="16"/>
         </w:rPr>
-        <w:t xml:space="preserve">        or D13 ── amp IN, amp OUT ── speaker, for louder sampled/tone audio</w:t>
+        <w:t xml:space="preserve">    ⋮             ⋮               ⋮</w:t>
+      </w:r>
+    </w:p>
+    <w:p>
+      <w:pPr>
+        <w:shd w:fill="F5F3EE" w:color="auto" w:val="clear"/>
+        <w:spacing w:after="0"/>
+      </w:pPr>
+      <w:r>
+        <w:rPr>
+          <w:rFonts w:ascii="Consolas" w:cs="Consolas" w:eastAsia="Consolas" w:hAnsi="Consolas"/>
+          <w:color w:val="1A1A1A"/>
+          <w:sz w:val="16"/>
+          <w:szCs w:val="16"/>
+        </w:rPr>
+        <w:t xml:space="preserve">  D13 ─────[ black gap 9/10 ]── GND     (all commons tie to one GND bus)</w:t>
       </w:r>
     </w:p>
     <w:p>
@@ -3658,8 +4833,13 @@
           <w:sz w:val="19"/>
           <w:szCs w:val="19"/>
         </w:rPr>
-        <w:t xml:space="preserve">Pressed key reads LOW. Firmware debounces (15 ms) and plays the tone while the key is held, silencing on release. tone() is </w:t>
-      </w:r>
+        <w:t xml:space="preserve">18 signal wires plus one common ground. A pressed key reads LOW; the firmware debounces for 15 ms, which clears the switch's 10 ms end-of-life bounce spec.</w:t>
+      </w:r>
+    </w:p>
+    <w:p>
+      <w:pPr>
+        <w:spacing w:after="180"/>
+      </w:pPr>
       <w:r>
         <w:rPr>
           <w:b/>
@@ -3668,15 +4848,15 @@
           <w:sz w:val="19"/>
           <w:szCs w:val="19"/>
         </w:rPr>
-        <w:t xml:space="preserve">monophonic</w:t>
-      </w:r>
-      <w:r>
-        <w:rPr>
-          <w:color w:val="1A1A1A"/>
-          <w:sz w:val="19"/>
-          <w:szCs w:val="19"/>
-        </w:rPr>
-        <w:t xml:space="preserve"> — only one key sounds at a time, which is fine because the robot presses one finger per phase.</w:t>
+        <w:t xml:space="preserve">There is no speaker on the board.</w:t>
+      </w:r>
+      <w:r>
+        <w:rPr>
+          <w:color w:val="1A1A1A"/>
+          <w:sz w:val="19"/>
+          <w:szCs w:val="19"/>
+        </w:rPr>
+        <w:t xml:space="preserve"> D13 was the only free pin and it is now a key — see below.</w:t>
       </w:r>
     </w:p>
     <w:p>
@@ -3696,7 +4876,7 @@
           <w:sz w:val="25"/>
           <w:szCs w:val="25"/>
         </w:rPr>
-        <w:t xml:space="preserve">Sound (decided: electronic, computer-tunable)</w:t>
+        <w:t xml:space="preserve">Sound: played by the computer</w:t>
       </w:r>
     </w:p>
     <w:p>
@@ -3709,7 +4889,7 @@
           <w:sz w:val="19"/>
           <w:szCs w:val="19"/>
         </w:rPr>
-        <w:t xml:space="preserve">Per supervisor: </w:t>
+        <w:t xml:space="preserve">The Arduino is a </w:t>
       </w:r>
       <w:r>
         <w:rPr>
@@ -3719,15 +4899,15 @@
           <w:sz w:val="19"/>
           <w:szCs w:val="19"/>
         </w:rPr>
-        <w:t xml:space="preserve">electronic tones, tunable from a computer.</w:t>
-      </w:r>
-      <w:r>
-        <w:rPr>
-          <w:color w:val="1A1A1A"/>
-          <w:sz w:val="19"/>
-          <w:szCs w:val="19"/>
-        </w:rPr>
-        <w:t xml:space="preserve"> Implemented as Arduino </w:t>
+        <w:t xml:space="preserve">pure key scanner</w:t>
+      </w:r>
+      <w:r>
+        <w:rPr>
+          <w:color w:val="1A1A1A"/>
+          <w:sz w:val="19"/>
+          <w:szCs w:val="19"/>
+        </w:rPr>
+        <w:t xml:space="preserve">. It reports </w:t>
       </w:r>
       <w:r>
         <w:rPr>
@@ -3736,65 +4916,15 @@
           <w:sz w:val="17"/>
           <w:szCs w:val="17"/>
         </w:rPr>
-        <w:t xml:space="preserve">tone()</w:t>
-      </w:r>
-      <w:r>
-        <w:rPr>
-          <w:color w:val="1A1A1A"/>
-          <w:sz w:val="19"/>
-          <w:szCs w:val="19"/>
-        </w:rPr>
-        <w:t xml:space="preserve"> square-wave notes whose </w:t>
-      </w:r>
-      <w:r>
-        <w:rPr>
-          <w:b/>
-          <w:bCs/>
-          <w:color w:val="1A1A1A"/>
-          <w:sz w:val="19"/>
-          <w:szCs w:val="19"/>
-        </w:rPr>
-        <w:t xml:space="preserve">pitch is set live over USB serial</w:t>
-      </w:r>
-      <w:r>
-        <w:rPr>
-          <w:color w:val="1A1A1A"/>
-          <w:sz w:val="19"/>
-          <w:szCs w:val="19"/>
-        </w:rPr>
-        <w:t xml:space="preserve"> and stored in EEPROM, so a tuned instrument keeps its sound with no computer attached and no re-flashing.</w:t>
-      </w:r>
-    </w:p>
-    <w:p>
-      <w:pPr>
-        <w:spacing w:after="60"/>
-        <w:ind w:left="360" w:hanging="200"/>
-      </w:pPr>
-      <w:r>
-        <w:rPr>
-          <w:color w:val="5C5C5C"/>
-          <w:sz w:val="19"/>
-          <w:szCs w:val="19"/>
-        </w:rPr>
-        <w:t xml:space="preserve">•  </w:t>
-      </w:r>
-      <w:r>
-        <w:rPr>
-          <w:b/>
-          <w:bCs/>
-          <w:color w:val="1A1A1A"/>
-          <w:sz w:val="19"/>
-          <w:szCs w:val="19"/>
-        </w:rPr>
-        <w:t xml:space="preserve">What's tunable:</w:t>
-      </w:r>
-      <w:r>
-        <w:rPr>
-          <w:color w:val="1A1A1A"/>
-          <w:sz w:val="19"/>
-          <w:szCs w:val="19"/>
-        </w:rPr>
-        <w:t xml:space="preserve"> each key's frequency (Hz), 0 or 20–8000. </w:t>
+        <w:t xml:space="preserve">P &lt;id&gt;</w:t>
+      </w:r>
+      <w:r>
+        <w:rPr>
+          <w:color w:val="1A1A1A"/>
+          <w:sz w:val="19"/>
+          <w:szCs w:val="19"/>
+        </w:rPr>
+        <w:t xml:space="preserve"> / </w:t>
       </w:r>
       <w:r>
         <w:rPr>
@@ -3803,143 +4933,15 @@
           <w:sz w:val="17"/>
           <w:szCs w:val="17"/>
         </w:rPr>
-        <w:t xml:space="preserve">tone()</w:t>
-      </w:r>
-      <w:r>
-        <w:rPr>
-          <w:color w:val="1A1A1A"/>
-          <w:sz w:val="19"/>
-          <w:szCs w:val="19"/>
-        </w:rPr>
-        <w:t xml:space="preserve"> fixes the </w:t>
-      </w:r>
-      <w:r>
-        <w:rPr>
-          <w:i/>
-          <w:iCs/>
-          <w:color w:val="1A1A1A"/>
-          <w:sz w:val="19"/>
-          <w:szCs w:val="19"/>
-        </w:rPr>
-        <w:t xml:space="preserve">timbre</w:t>
-      </w:r>
-      <w:r>
-        <w:rPr>
-          <w:color w:val="1A1A1A"/>
-          <w:sz w:val="19"/>
-          <w:szCs w:val="19"/>
-        </w:rPr>
-        <w:t xml:space="preserve"> to a square wave — pitch and note length are adjustable, the waveform shape is not. (Shaping the waveform itself would need a synthesis library such as Mozzi, or the sampled-audio/DFPlayer path — out of scope for the chosen "electronic" sound.)</w:t>
-      </w:r>
-    </w:p>
-    <w:p>
-      <w:pPr>
-        <w:spacing w:after="60"/>
-        <w:ind w:left="360" w:hanging="200"/>
-      </w:pPr>
-      <w:r>
-        <w:rPr>
-          <w:color w:val="5C5C5C"/>
-          <w:sz w:val="19"/>
-          <w:szCs w:val="19"/>
-        </w:rPr>
-        <w:t xml:space="preserve">•  </w:t>
-      </w:r>
-      <w:r>
-        <w:rPr>
-          <w:b/>
-          <w:bCs/>
-          <w:color w:val="1A1A1A"/>
-          <w:sz w:val="19"/>
-          <w:szCs w:val="19"/>
-        </w:rPr>
-        <w:t xml:space="preserve">Defaults:</w:t>
-      </w:r>
-      <w:r>
-        <w:rPr>
-          <w:color w:val="1A1A1A"/>
-          <w:sz w:val="19"/>
-          <w:szCs w:val="19"/>
-        </w:rPr>
-        <w:t xml:space="preserve"> the simulator's 11 frequencies (matches BCI2000 out of the box).</w:t>
-      </w:r>
-    </w:p>
-    <w:p>
-      <w:pPr>
-        <w:spacing w:after="60"/>
-        <w:ind w:left="360" w:hanging="200"/>
-      </w:pPr>
-      <w:r>
-        <w:rPr>
-          <w:color w:val="5C5C5C"/>
-          <w:sz w:val="19"/>
-          <w:szCs w:val="19"/>
-        </w:rPr>
-        <w:t xml:space="preserve">•  </w:t>
-      </w:r>
-      <w:r>
-        <w:rPr>
-          <w:b/>
-          <w:bCs/>
-          <w:color w:val="1A1A1A"/>
-          <w:sz w:val="19"/>
-          <w:szCs w:val="19"/>
-        </w:rPr>
-        <w:t xml:space="preserve">How to tune:</w:t>
-      </w:r>
-      <w:r>
-        <w:rPr>
-          <w:color w:val="1A1A1A"/>
-          <w:sz w:val="19"/>
-          <w:szCs w:val="19"/>
-        </w:rPr>
-        <w:t xml:space="preserve"> either open the Arduino IDE Serial Monitor (115200 baud) and type commands, or use the helper below.</w:t>
-      </w:r>
-    </w:p>
-    <w:p>
-      <w:pPr>
-        <w:spacing w:after="100"/>
-      </w:pPr>
-    </w:p>
-    <w:p>
-      <w:pPr>
-        <w:pStyle w:val="Heading3"/>
-        <w:keepNext/>
-        <w:spacing w:after="120" w:before="300"/>
-      </w:pPr>
-      <w:r>
-        <w:rPr>
-          <w:b/>
-          <w:bCs/>
-          <w:color w:val="1A1A1A"/>
-          <w:sz w:val="21"/>
-          <w:szCs w:val="21"/>
-        </w:rPr>
-        <w:t xml:space="preserve">Tuning workflow</w:t>
-      </w:r>
-    </w:p>
-    <w:p>
-      <w:pPr>
-        <w:spacing w:after="180"/>
-      </w:pPr>
-      <w:hyperlink w:history="1" r:id="rIdlr7o2ctg1axpzl6vgmgnj">
-        <w:r>
-          <w:rPr>
-            <w:color w:val="6B4D0F"/>
-            <w:sz w:val="19"/>
-            <w:szCs w:val="19"/>
-            <w:u w:val="single"/>
-          </w:rPr>
-          <w:t xml:space="preserve">`tuner/piano_tuner.py`</w:t>
-        </w:r>
-      </w:hyperlink>
-      <w:r>
-        <w:rPr>
-          <w:color w:val="1A1A1A"/>
-          <w:sz w:val="19"/>
-          <w:szCs w:val="19"/>
-        </w:rPr>
-        <w:t xml:space="preserve"> (needs </w:t>
+        <w:t xml:space="preserve">R &lt;id&gt;</w:t>
+      </w:r>
+      <w:r>
+        <w:rPr>
+          <w:color w:val="1A1A1A"/>
+          <w:sz w:val="19"/>
+          <w:szCs w:val="19"/>
+        </w:rPr>
+        <w:t xml:space="preserve"> over USB serial and makes no sound; </w:t>
       </w:r>
       <w:r>
         <w:rPr>
@@ -3948,36 +4950,16 @@
           <w:sz w:val="17"/>
           <w:szCs w:val="17"/>
         </w:rPr>
-        <w:t xml:space="preserve">pip install pyserial</w:t>
-      </w:r>
-      <w:r>
-        <w:rPr>
-          <w:color w:val="1A1A1A"/>
-          <w:sz w:val="19"/>
-          <w:szCs w:val="19"/>
-        </w:rPr>
-        <w:t xml:space="preserve">):</w:t>
-      </w:r>
-    </w:p>
-    <w:p>
-      <w:pPr>
-        <w:shd w:fill="F5F3EE" w:color="auto" w:val="clear"/>
-        <w:spacing w:after="0"/>
-      </w:pPr>
-      <w:r>
-        <w:rPr>
-          <w:rFonts w:ascii="Consolas" w:cs="Consolas" w:eastAsia="Consolas" w:hAnsi="Consolas"/>
-          <w:color w:val="1A1A1A"/>
-          <w:sz w:val="16"/>
-          <w:szCs w:val="16"/>
-        </w:rPr>
-        <w:t xml:space="preserve">python tuner/piano_tuner.py --port COM5</w:t>
-      </w:r>
-    </w:p>
-    <w:p>
-      <w:pPr>
-        <w:spacing w:after="120"/>
-      </w:pPr>
+        <w:t xml:space="preserve">pc/piano_listener.py</w:t>
+      </w:r>
+      <w:r>
+        <w:rPr>
+          <w:color w:val="1A1A1A"/>
+          <w:sz w:val="19"/>
+          <w:szCs w:val="19"/>
+        </w:rPr>
+        <w:t xml:space="preserve"> receives those events and plays the notes.</w:t>
+      </w:r>
     </w:p>
     <w:p>
       <w:pPr>
@@ -3989,7 +4971,7 @@
           <w:sz w:val="19"/>
           <w:szCs w:val="19"/>
         </w:rPr>
-        <w:t xml:space="preserve">Then, at the </w:t>
+        <w:t xml:space="preserve">This is not a workaround. The BCI2000 simulator already plays its notes through </w:t>
       </w:r>
       <w:r>
         <w:rPr>
@@ -3998,15 +4980,96 @@
           <w:sz w:val="17"/>
           <w:szCs w:val="17"/>
         </w:rPr>
-        <w:t xml:space="preserve">tuner&gt;</w:t>
-      </w:r>
-      <w:r>
-        <w:rPr>
-          <w:color w:val="1A1A1A"/>
-          <w:sz w:val="19"/>
-          <w:szCs w:val="19"/>
-        </w:rPr>
-        <w:t xml:space="preserve"> prompt: </w:t>
+        <w:t xml:space="preserve">psychopy.sound</w:t>
+      </w:r>
+      <w:r>
+        <w:rPr>
+          <w:color w:val="1A1A1A"/>
+          <w:sz w:val="19"/>
+          <w:szCs w:val="19"/>
+        </w:rPr>
+        <w:t xml:space="preserve">, so PC audio is the existing architecture rather than a departure from it — and it satisfies "electronic sound, tunable on a computer" more literally than square waves ever did.</w:t>
+      </w:r>
+    </w:p>
+    <w:p>
+      <w:pPr>
+        <w:spacing w:after="180"/>
+      </w:pPr>
+      <w:r>
+        <w:rPr>
+          <w:b/>
+          <w:bCs/>
+          <w:color w:val="1A1A1A"/>
+          <w:sz w:val="19"/>
+          <w:szCs w:val="19"/>
+        </w:rPr>
+        <w:t xml:space="preserve">What it buys us</w:t>
+      </w:r>
+    </w:p>
+    <w:p>
+      <w:pPr>
+        <w:spacing w:after="60"/>
+        <w:ind w:left="360" w:hanging="200"/>
+      </w:pPr>
+      <w:r>
+        <w:rPr>
+          <w:color w:val="5C5C5C"/>
+          <w:sz w:val="19"/>
+          <w:szCs w:val="19"/>
+        </w:rPr>
+        <w:t xml:space="preserve">•  </w:t>
+      </w:r>
+      <w:r>
+        <w:rPr>
+          <w:color w:val="1A1A1A"/>
+          <w:sz w:val="19"/>
+          <w:szCs w:val="19"/>
+        </w:rPr>
+        <w:t xml:space="preserve">The pin budget closes exactly. 18 switches need all 18 usable pins on an Uno (D2–D13 plus A0–A5, with D0/D1 reserved for the serial link). A speaker would have needed a 19th.</w:t>
+      </w:r>
+    </w:p>
+    <w:p>
+      <w:pPr>
+        <w:spacing w:after="60"/>
+        <w:ind w:left="360" w:hanging="200"/>
+      </w:pPr>
+      <w:r>
+        <w:rPr>
+          <w:color w:val="5C5C5C"/>
+          <w:sz w:val="19"/>
+          <w:szCs w:val="19"/>
+        </w:rPr>
+        <w:t xml:space="preserve">•  </w:t>
+      </w:r>
+      <w:r>
+        <w:rPr>
+          <w:color w:val="1A1A1A"/>
+          <w:sz w:val="19"/>
+          <w:szCs w:val="19"/>
+        </w:rPr>
+        <w:t xml:space="preserve">Real timbre, polyphony, and any tuning — all in software, no reflashing.</w:t>
+      </w:r>
+    </w:p>
+    <w:p>
+      <w:pPr>
+        <w:spacing w:after="60"/>
+        <w:ind w:left="360" w:hanging="200"/>
+      </w:pPr>
+      <w:r>
+        <w:rPr>
+          <w:color w:val="5C5C5C"/>
+          <w:sz w:val="19"/>
+          <w:szCs w:val="19"/>
+        </w:rPr>
+        <w:t xml:space="preserve">•  </w:t>
+      </w:r>
+      <w:r>
+        <w:rPr>
+          <w:color w:val="1A1A1A"/>
+          <w:sz w:val="19"/>
+          <w:szCs w:val="19"/>
+        </w:rPr>
+        <w:t xml:space="preserve">Simpler firmware: no </w:t>
       </w:r>
       <w:r>
         <w:rPr>
@@ -4015,16 +5078,157 @@
           <w:sz w:val="17"/>
           <w:szCs w:val="17"/>
         </w:rPr>
-        <w:t xml:space="preserve">set 4 300</w:t>
-      </w:r>
-      <w:r>
-        <w:rPr>
-          <w:color w:val="1A1A1A"/>
-          <w:sz w:val="19"/>
-          <w:szCs w:val="19"/>
-        </w:rPr>
-        <w:t xml:space="preserve"> to change a key, </w:t>
-      </w:r>
+        <w:t xml:space="preserve">tone()</w:t>
+      </w:r>
+      <w:r>
+        <w:rPr>
+          <w:color w:val="1A1A1A"/>
+          <w:sz w:val="19"/>
+          <w:szCs w:val="19"/>
+        </w:rPr>
+        <w:t xml:space="preserve">, no frequency table, no EEPROM.</w:t>
+      </w:r>
+    </w:p>
+    <w:p>
+      <w:pPr>
+        <w:spacing w:after="100"/>
+      </w:pPr>
+    </w:p>
+    <w:p>
+      <w:pPr>
+        <w:spacing w:after="180"/>
+      </w:pPr>
+      <w:r>
+        <w:rPr>
+          <w:b/>
+          <w:bCs/>
+          <w:color w:val="1A1A1A"/>
+          <w:sz w:val="19"/>
+          <w:szCs w:val="19"/>
+        </w:rPr>
+        <w:t xml:space="preserve">What it costs</w:t>
+      </w:r>
+    </w:p>
+    <w:p>
+      <w:pPr>
+        <w:spacing w:after="60"/>
+        <w:ind w:left="360" w:hanging="200"/>
+      </w:pPr>
+      <w:r>
+        <w:rPr>
+          <w:color w:val="5C5C5C"/>
+          <w:sz w:val="19"/>
+          <w:szCs w:val="19"/>
+        </w:rPr>
+        <w:t xml:space="preserve">•  </w:t>
+      </w:r>
+      <w:r>
+        <w:rPr>
+          <w:color w:val="1A1A1A"/>
+          <w:sz w:val="19"/>
+          <w:szCs w:val="19"/>
+        </w:rPr>
+        <w:t xml:space="preserve">The piano cannot make a sound standalone; the PC must be running the listener. Since BCI2000 is running during any real use, this is not a practical restriction.</w:t>
+      </w:r>
+    </w:p>
+    <w:p>
+      <w:pPr>
+        <w:spacing w:after="60"/>
+        <w:ind w:left="360" w:hanging="200"/>
+      </w:pPr>
+      <w:r>
+        <w:rPr>
+          <w:color w:val="5C5C5C"/>
+          <w:sz w:val="19"/>
+          <w:szCs w:val="19"/>
+        </w:rPr>
+        <w:t xml:space="preserve">•  </w:t>
+      </w:r>
+      <w:r>
+        <w:rPr>
+          <w:color w:val="1A1A1A"/>
+          <w:sz w:val="19"/>
+          <w:szCs w:val="19"/>
+        </w:rPr>
+        <w:t xml:space="preserve">Latency is roughly 15–40 ms end to end (USB serial plus audio buffer). For scale, a real piano action takes ~30 ms from key to hammer.</w:t>
+      </w:r>
+    </w:p>
+    <w:p>
+      <w:pPr>
+        <w:spacing w:after="100"/>
+      </w:pPr>
+    </w:p>
+    <w:p>
+      <w:pPr>
+        <w:pStyle w:val="Heading3"/>
+        <w:keepNext/>
+        <w:spacing w:after="120" w:before="300"/>
+      </w:pPr>
+      <w:r>
+        <w:rPr>
+          <w:b/>
+          <w:bCs/>
+          <w:color w:val="1A1A1A"/>
+          <w:sz w:val="21"/>
+          <w:szCs w:val="21"/>
+        </w:rPr>
+        <w:t xml:space="preserve">Running it</w:t>
+      </w:r>
+    </w:p>
+    <w:p>
+      <w:pPr>
+        <w:shd w:fill="F5F3EE" w:color="auto" w:val="clear"/>
+        <w:spacing w:after="0"/>
+      </w:pPr>
+      <w:r>
+        <w:rPr>
+          <w:rFonts w:ascii="Consolas" w:cs="Consolas" w:eastAsia="Consolas" w:hAnsi="Consolas"/>
+          <w:color w:val="1A1A1A"/>
+          <w:sz w:val="16"/>
+          <w:szCs w:val="16"/>
+        </w:rPr>
+        <w:t xml:space="preserve">pip install pyserial numpy pygame</w:t>
+      </w:r>
+    </w:p>
+    <w:p>
+      <w:pPr>
+        <w:shd w:fill="F5F3EE" w:color="auto" w:val="clear"/>
+        <w:spacing w:after="0"/>
+      </w:pPr>
+      <w:r>
+        <w:rPr>
+          <w:rFonts w:ascii="Consolas" w:cs="Consolas" w:eastAsia="Consolas" w:hAnsi="Consolas"/>
+          <w:color w:val="1A1A1A"/>
+          <w:sz w:val="16"/>
+          <w:szCs w:val="16"/>
+        </w:rPr>
+        <w:t xml:space="preserve">python pc/piano_listener.py --test          # play every note, no hardware</w:t>
+      </w:r>
+    </w:p>
+    <w:p>
+      <w:pPr>
+        <w:shd w:fill="F5F3EE" w:color="auto" w:val="clear"/>
+        <w:spacing w:after="0"/>
+      </w:pPr>
+      <w:r>
+        <w:rPr>
+          <w:rFonts w:ascii="Consolas" w:cs="Consolas" w:eastAsia="Consolas" w:hAnsi="Consolas"/>
+          <w:color w:val="1A1A1A"/>
+          <w:sz w:val="16"/>
+          <w:szCs w:val="16"/>
+        </w:rPr>
+        <w:t xml:space="preserve">python pc/piano_listener.py --port COM5     # normal use</w:t>
+      </w:r>
+    </w:p>
+    <w:p>
+      <w:pPr>
+        <w:spacing w:after="120"/>
+      </w:pPr>
+    </w:p>
+    <w:p>
+      <w:pPr>
+        <w:spacing w:after="180"/>
+      </w:pPr>
       <w:r>
         <w:rPr>
           <w:rFonts w:ascii="Consolas" w:cs="Consolas" w:eastAsia="Consolas" w:hAnsi="Consolas"/>
@@ -4032,15 +5236,15 @@
           <w:sz w:val="17"/>
           <w:szCs w:val="17"/>
         </w:rPr>
-        <w:t xml:space="preserve">play 4</w:t>
-      </w:r>
-      <w:r>
-        <w:rPr>
-          <w:color w:val="1A1A1A"/>
-          <w:sz w:val="19"/>
-          <w:szCs w:val="19"/>
-        </w:rPr>
-        <w:t xml:space="preserve"> to hear it, </w:t>
+        <w:t xml:space="preserve">--test</w:t>
+      </w:r>
+      <w:r>
+        <w:rPr>
+          <w:color w:val="1A1A1A"/>
+          <w:sz w:val="19"/>
+          <w:szCs w:val="19"/>
+        </w:rPr>
+        <w:t xml:space="preserve"> is the quickest way to confirm audio works before any switch is wired. Add </w:t>
       </w:r>
       <w:r>
         <w:rPr>
@@ -4049,15 +5253,28 @@
           <w:sz w:val="17"/>
           <w:szCs w:val="17"/>
         </w:rPr>
-        <w:t xml:space="preserve">save</w:t>
-      </w:r>
-      <w:r>
-        <w:rPr>
-          <w:color w:val="1A1A1A"/>
-          <w:sz w:val="19"/>
-          <w:szCs w:val="19"/>
-        </w:rPr>
-        <w:t xml:space="preserve"> to persist the whole set to the Arduino's EEPROM. Presets can be written to / read from JSON (</w:t>
+        <w:t xml:space="preserve">--echo</w:t>
+      </w:r>
+      <w:r>
+        <w:rPr>
+          <w:color w:val="1A1A1A"/>
+          <w:sz w:val="19"/>
+          <w:szCs w:val="19"/>
+        </w:rPr>
+        <w:t xml:space="preserve"> to print each key event as it arrives.</w:t>
+      </w:r>
+    </w:p>
+    <w:p>
+      <w:pPr>
+        <w:spacing w:after="180"/>
+      </w:pPr>
+      <w:r>
+        <w:rPr>
+          <w:color w:val="1A1A1A"/>
+          <w:sz w:val="19"/>
+          <w:szCs w:val="19"/>
+        </w:rPr>
+        <w:t xml:space="preserve">The board also answers </w:t>
       </w:r>
       <w:r>
         <w:rPr>
@@ -4066,15 +5283,15 @@
           <w:sz w:val="17"/>
           <w:szCs w:val="17"/>
         </w:rPr>
-        <w:t xml:space="preserve">savefile deep.json</w:t>
-      </w:r>
-      <w:r>
-        <w:rPr>
-          <w:color w:val="1A1A1A"/>
-          <w:sz w:val="19"/>
-          <w:szCs w:val="19"/>
-        </w:rPr>
-        <w:t xml:space="preserve"> / </w:t>
+        <w:t xml:space="preserve">ping</w:t>
+      </w:r>
+      <w:r>
+        <w:rPr>
+          <w:color w:val="1A1A1A"/>
+          <w:sz w:val="19"/>
+          <w:szCs w:val="19"/>
+        </w:rPr>
+        <w:t xml:space="preserve"> (replies </w:t>
       </w:r>
       <w:r>
         <w:rPr>
@@ -4083,15 +5300,15 @@
           <w:sz w:val="17"/>
           <w:szCs w:val="17"/>
         </w:rPr>
-        <w:t xml:space="preserve">loadfile deep.json</w:t>
-      </w:r>
-      <w:r>
-        <w:rPr>
-          <w:color w:val="1A1A1A"/>
-          <w:sz w:val="19"/>
-          <w:szCs w:val="19"/>
-        </w:rPr>
-        <w:t xml:space="preserve"> then </w:t>
+        <w:t xml:space="preserve">PONG</w:t>
+      </w:r>
+      <w:r>
+        <w:rPr>
+          <w:color w:val="1A1A1A"/>
+          <w:sz w:val="19"/>
+          <w:szCs w:val="19"/>
+        </w:rPr>
+        <w:t xml:space="preserve">) and </w:t>
       </w:r>
       <w:r>
         <w:rPr>
@@ -4100,45 +5317,15 @@
           <w:sz w:val="17"/>
           <w:szCs w:val="17"/>
         </w:rPr>
-        <w:t xml:space="preserve">push</w:t>
-      </w:r>
-      <w:r>
-        <w:rPr>
-          <w:color w:val="1A1A1A"/>
-          <w:sz w:val="19"/>
-          <w:szCs w:val="19"/>
-        </w:rPr>
-        <w:t xml:space="preserve">) so you can keep e.g. a "deep" tuning and a "sim-matched" tuning side by side.</w:t>
-      </w:r>
-    </w:p>
-    <w:p>
-      <w:pPr>
-        <w:spacing w:after="180"/>
-      </w:pPr>
-      <w:r>
-        <w:rPr>
-          <w:color w:val="1A1A1A"/>
-          <w:sz w:val="19"/>
-          <w:szCs w:val="19"/>
-        </w:rPr>
-        <w:t xml:space="preserve">Firmware serial commands: </w:t>
-      </w:r>
-      <w:r>
-        <w:rPr>
-          <w:rFonts w:ascii="Consolas" w:cs="Consolas" w:eastAsia="Consolas" w:hAnsi="Consolas"/>
-          <w:color w:val="7A3E00"/>
-          <w:sz w:val="17"/>
-          <w:szCs w:val="17"/>
-        </w:rPr>
-        <w:t xml:space="preserve">list | set &lt;i&gt; &lt;hz&gt; | play &lt;i&gt; | stop | save | load | reset | help</w:t>
-      </w:r>
-      <w:r>
-        <w:rPr>
-          <w:color w:val="1A1A1A"/>
-          <w:sz w:val="19"/>
-          <w:szCs w:val="19"/>
-        </w:rPr>
-        <w:t xml:space="preserve">.</w:t>
+        <w:t xml:space="preserve">keys</w:t>
+      </w:r>
+      <w:r>
+        <w:rPr>
+          <w:color w:val="1A1A1A"/>
+          <w:sz w:val="19"/>
+          <w:szCs w:val="19"/>
+        </w:rPr>
+        <w:t xml:space="preserve"> (lists every id with its pin) on the same serial port, which is handy for checking wiring one key at a time with the Arduino IDE's Serial Monitor.</w:t>
       </w:r>
     </w:p>
     <w:p>
@@ -4393,7 +5580,7 @@
                 <w:sz w:val="19"/>
                 <w:szCs w:val="19"/>
               </w:rPr>
-              <w:t xml:space="preserve">11 (+spares)</w:t>
+              <w:t xml:space="preserve">18 (+spares)</w:t>
             </w:r>
           </w:p>
         </w:tc>
@@ -4430,7 +5617,7 @@
                 <w:sz w:val="19"/>
                 <w:szCs w:val="19"/>
               </w:rPr>
-              <w:t xml:space="preserve"> (~45 gf, 4 mm travel) — </w:t>
+              <w:t xml:space="preserve"> (~45 gf, 3.6 mm travel) — </w:t>
             </w:r>
             <w:r>
               <w:rPr>
@@ -4467,7 +5654,7 @@
                 <w:sz w:val="19"/>
                 <w:szCs w:val="19"/>
               </w:rPr>
-              <w:t xml:space="preserve">Kailh/Cherry linear red. Supplies contact + return spring + travel in one part, so there is </w:t>
+              <w:t xml:space="preserve">11 white + 7 black. Kailh/Cherry linear red. Supplies contact + return spring + travel in one part, so there is </w:t>
             </w:r>
             <w:r>
               <w:rPr>
@@ -4517,7 +5704,7 @@
                 <w:sz w:val="19"/>
                 <w:szCs w:val="19"/>
               </w:rPr>
-              <w:t xml:space="preserve">1</w:t>
+              <w:t xml:space="preserve">~</w:t>
             </w:r>
           </w:p>
         </w:tc>
@@ -4544,17 +5731,7 @@
                 <w:sz w:val="19"/>
                 <w:szCs w:val="19"/>
               </w:rPr>
-              <w:t xml:space="preserve">Passive piezo buzzer </w:t>
-            </w:r>
-            <w:r>
-              <w:rPr>
-                <w:i/>
-                <w:iCs/>
-                <w:color w:val="1A1A1A"/>
-                <w:sz w:val="19"/>
-                <w:szCs w:val="19"/>
-              </w:rPr>
-              <w:t xml:space="preserve">(fast path)</w:t>
+              <w:t xml:space="preserve">Hookup wire, breadboard or proto-PCB</w:t>
             </w:r>
           </w:p>
         </w:tc>
@@ -4581,24 +5758,7 @@
                 <w:sz w:val="19"/>
                 <w:szCs w:val="19"/>
               </w:rPr>
-              <w:t xml:space="preserve">Direct </w:t>
-            </w:r>
-            <w:r>
-              <w:rPr>
-                <w:rFonts w:ascii="Consolas" w:cs="Consolas" w:eastAsia="Consolas" w:hAnsi="Consolas"/>
-                <w:color w:val="7A3E00"/>
-                <w:sz w:val="17"/>
-                <w:szCs w:val="17"/>
-              </w:rPr>
-              <w:t xml:space="preserve">tone()</w:t>
-            </w:r>
-            <w:r>
-              <w:rPr>
-                <w:color w:val="1A1A1A"/>
-                <w:sz w:val="19"/>
-                <w:szCs w:val="19"/>
-              </w:rPr>
-              <w:t xml:space="preserve"> output</w:t>
+              <w:t xml:space="preserve">18 signal + common GND</w:t>
             </w:r>
           </w:p>
         </w:tc>
@@ -4630,7 +5790,7 @@
                 <w:sz w:val="19"/>
                 <w:szCs w:val="19"/>
               </w:rPr>
-              <w:t xml:space="preserve">—</w:t>
+              <w:t xml:space="preserve">1</w:t>
             </w:r>
           </w:p>
         </w:tc>
@@ -4653,21 +5813,11 @@
           <w:p>
             <w:r>
               <w:rPr>
-                <w:i/>
-                <w:iCs/>
-                <w:color w:val="1A1A1A"/>
-                <w:sz w:val="19"/>
-                <w:szCs w:val="19"/>
-              </w:rPr>
-              <w:t xml:space="preserve">or</w:t>
-            </w:r>
-            <w:r>
-              <w:rPr>
-                <w:color w:val="1A1A1A"/>
-                <w:sz w:val="19"/>
-                <w:szCs w:val="19"/>
-              </w:rPr>
-              <w:t xml:space="preserve"> small Class-D amp + 8Ω speaker</w:t>
+                <w:color w:val="1A1A1A"/>
+                <w:sz w:val="19"/>
+                <w:szCs w:val="19"/>
+              </w:rPr>
+              <w:t xml:space="preserve">USB cable</w:t>
             </w:r>
           </w:p>
         </w:tc>
@@ -4694,179 +5844,7 @@
                 <w:sz w:val="19"/>
                 <w:szCs w:val="19"/>
               </w:rPr>
-              <w:t xml:space="preserve">Louder; needed if you later switch to sampled audio</w:t>
-            </w:r>
-          </w:p>
-        </w:tc>
-      </w:tr>
-      <w:tr>
-        <w:trPr>
-          <w:cantSplit/>
-        </w:trPr>
-        <w:tc>
-          <w:tcPr>
-            <w:tcW w:type="dxa" w:w="3360"/>
-            <w:tcBorders>
-              <w:top w:val="single" w:color="D8D8D8" w:sz="2"/>
-              <w:left w:val="none"/>
-              <w:bottom w:val="single" w:color="D8D8D8" w:sz="2"/>
-              <w:right w:val="none"/>
-            </w:tcBorders>
-            <w:tcMar>
-              <w:top w:type="dxa" w:w="80"/>
-              <w:left w:type="dxa" w:w="100"/>
-              <w:bottom w:type="dxa" w:w="80"/>
-              <w:right w:type="dxa" w:w="100"/>
-            </w:tcMar>
-          </w:tcPr>
-          <w:p>
-            <w:r>
-              <w:rPr>
-                <w:color w:val="1A1A1A"/>
-                <w:sz w:val="19"/>
-                <w:szCs w:val="19"/>
-              </w:rPr>
-              <w:t xml:space="preserve">~</w:t>
-            </w:r>
-          </w:p>
-        </w:tc>
-        <w:tc>
-          <w:tcPr>
-            <w:tcW w:type="dxa" w:w="3360"/>
-            <w:tcBorders>
-              <w:top w:val="single" w:color="D8D8D8" w:sz="2"/>
-              <w:left w:val="none"/>
-              <w:bottom w:val="single" w:color="D8D8D8" w:sz="2"/>
-              <w:right w:val="none"/>
-            </w:tcBorders>
-            <w:tcMar>
-              <w:top w:type="dxa" w:w="80"/>
-              <w:left w:type="dxa" w:w="100"/>
-              <w:bottom w:type="dxa" w:w="80"/>
-              <w:right w:type="dxa" w:w="100"/>
-            </w:tcMar>
-          </w:tcPr>
-          <w:p>
-            <w:r>
-              <w:rPr>
-                <w:color w:val="1A1A1A"/>
-                <w:sz w:val="19"/>
-                <w:szCs w:val="19"/>
-              </w:rPr>
-              <w:t xml:space="preserve">Hookup wire, breadboard or proto-PCB</w:t>
-            </w:r>
-          </w:p>
-        </w:tc>
-        <w:tc>
-          <w:tcPr>
-            <w:tcW w:type="dxa" w:w="3360"/>
-            <w:tcBorders>
-              <w:top w:val="single" w:color="D8D8D8" w:sz="2"/>
-              <w:left w:val="none"/>
-              <w:bottom w:val="single" w:color="D8D8D8" w:sz="2"/>
-              <w:right w:val="none"/>
-            </w:tcBorders>
-            <w:tcMar>
-              <w:top w:type="dxa" w:w="80"/>
-              <w:left w:type="dxa" w:w="100"/>
-              <w:bottom w:type="dxa" w:w="80"/>
-              <w:right w:type="dxa" w:w="100"/>
-            </w:tcMar>
-          </w:tcPr>
-          <w:p>
-            <w:r>
-              <w:rPr>
-                <w:color w:val="1A1A1A"/>
-                <w:sz w:val="19"/>
-                <w:szCs w:val="19"/>
-              </w:rPr>
-              <w:t xml:space="preserve">11 signal + common GND</w:t>
-            </w:r>
-          </w:p>
-        </w:tc>
-      </w:tr>
-      <w:tr>
-        <w:trPr>
-          <w:cantSplit/>
-        </w:trPr>
-        <w:tc>
-          <w:tcPr>
-            <w:tcW w:type="dxa" w:w="3360"/>
-            <w:tcBorders>
-              <w:top w:val="single" w:color="D8D8D8" w:sz="2"/>
-              <w:left w:val="none"/>
-              <w:bottom w:val="single" w:color="D8D8D8" w:sz="2"/>
-              <w:right w:val="none"/>
-            </w:tcBorders>
-            <w:tcMar>
-              <w:top w:type="dxa" w:w="80"/>
-              <w:left w:type="dxa" w:w="100"/>
-              <w:bottom w:type="dxa" w:w="80"/>
-              <w:right w:type="dxa" w:w="100"/>
-            </w:tcMar>
-          </w:tcPr>
-          <w:p>
-            <w:r>
-              <w:rPr>
-                <w:color w:val="1A1A1A"/>
-                <w:sz w:val="19"/>
-                <w:szCs w:val="19"/>
-              </w:rPr>
-              <w:t xml:space="preserve">1</w:t>
-            </w:r>
-          </w:p>
-        </w:tc>
-        <w:tc>
-          <w:tcPr>
-            <w:tcW w:type="dxa" w:w="3360"/>
-            <w:tcBorders>
-              <w:top w:val="single" w:color="D8D8D8" w:sz="2"/>
-              <w:left w:val="none"/>
-              <w:bottom w:val="single" w:color="D8D8D8" w:sz="2"/>
-              <w:right w:val="none"/>
-            </w:tcBorders>
-            <w:tcMar>
-              <w:top w:type="dxa" w:w="80"/>
-              <w:left w:type="dxa" w:w="100"/>
-              <w:bottom w:type="dxa" w:w="80"/>
-              <w:right w:type="dxa" w:w="100"/>
-            </w:tcMar>
-          </w:tcPr>
-          <w:p>
-            <w:r>
-              <w:rPr>
-                <w:color w:val="1A1A1A"/>
-                <w:sz w:val="19"/>
-                <w:szCs w:val="19"/>
-              </w:rPr>
-              <w:t xml:space="preserve">USB cable</w:t>
-            </w:r>
-          </w:p>
-        </w:tc>
-        <w:tc>
-          <w:tcPr>
-            <w:tcW w:type="dxa" w:w="3360"/>
-            <w:tcBorders>
-              <w:top w:val="single" w:color="D8D8D8" w:sz="2"/>
-              <w:left w:val="none"/>
-              <w:bottom w:val="single" w:color="D8D8D8" w:sz="2"/>
-              <w:right w:val="none"/>
-            </w:tcBorders>
-            <w:tcMar>
-              <w:top w:type="dxa" w:w="80"/>
-              <w:left w:type="dxa" w:w="100"/>
-              <w:bottom w:type="dxa" w:w="80"/>
-              <w:right w:type="dxa" w:w="100"/>
-            </w:tcMar>
-          </w:tcPr>
-          <w:p>
-            <w:r>
-              <w:rPr>
-                <w:color w:val="1A1A1A"/>
-                <w:sz w:val="19"/>
-                <w:szCs w:val="19"/>
-              </w:rPr>
-              <w:t xml:space="preserve">Power + serial monitor</w:t>
+              <w:t xml:space="preserve">Power, serial link, and the sound path</w:t>
             </w:r>
           </w:p>
         </w:tc>
@@ -4889,7 +5867,27 @@
           <w:sz w:val="19"/>
           <w:szCs w:val="19"/>
         </w:rPr>
-        <w:t xml:space="preserve">Optional upgrade for real piano timbre (if supervisor wants samples, not beeps): DFPlayer Mini + microSD with 11 note WAV/MP3 files + 8Ω speaker. This also enables polyphony. Firmware would change from `tone()` to serial DFPlayer commands.</w:t>
+        <w:t xml:space="preserve">No speaker, buzzer or amplifier is needed — the computer plays the notes. See </w:t>
+      </w:r>
+      <w:r>
+        <w:rPr>
+          <w:i/>
+          <w:iCs/>
+          <w:color w:val="1A1A1A"/>
+          <w:sz w:val="19"/>
+          <w:szCs w:val="19"/>
+        </w:rPr>
+        <w:t xml:space="preserve">Sound</w:t>
+      </w:r>
+      <w:r>
+        <w:rPr>
+          <w:i/>
+          <w:iCs/>
+          <w:color w:val="1A1A1A"/>
+          <w:sz w:val="19"/>
+          <w:szCs w:val="19"/>
+        </w:rPr>
+        <w:t xml:space="preserve"> above. A piezo is still useful for bench-testing switches before the PC listener is set up, but it is not part of the finished instrument.</w:t>
       </w:r>
     </w:p>
     <w:p>
@@ -4997,7 +5995,7 @@
         </w:rPr>
         <w:t xml:space="preserve"> the stop. The frame — not the switch internals — then absorbs the finger's 362–520 gf overshoot, which is what makes the mechanism durable. Parametric CAD implementing all of this (rear pin hinge, plunger, switch cradle, stop pads, return spring, up-stop hook) is in </w:t>
       </w:r>
-      <w:hyperlink w:history="1" r:id="rIdehf_vse1gfnu9wktuwawp">
+      <w:hyperlink w:history="1" r:id="rIdcwrb4ldjqca7n6chl0q31">
         <w:r>
           <w:rPr>
             <w:color w:val="6B4D0F"/>
@@ -5182,7 +6180,7 @@
         </w:rPr>
         <w:t xml:space="preserve"> </w:t>
       </w:r>
-      <w:hyperlink w:history="1" r:id="rIdqkb4yeblfrlwypx8jt_oj">
+      <w:hyperlink w:history="1" r:id="rIdppwrtdqm4c4njnff_i3wq">
         <w:r>
           <w:rPr>
             <w:color w:val="6B4D0F"/>
@@ -5225,7 +6223,7 @@
         </w:rPr>
         <w:t xml:space="preserve"> </w:t>
       </w:r>
-      <w:hyperlink w:history="1" r:id="rIdaqv4gu_znpk6clon-kqe2">
+      <w:hyperlink w:history="1" r:id="rIdpkk1nvawrk8b2xbrhgguh">
         <w:r>
           <w:rPr>
             <w:color w:val="6B4D0F"/>
@@ -5266,7 +6264,7 @@
       <w:pPr>
         <w:spacing w:after="180"/>
       </w:pPr>
-      <w:hyperlink w:history="1" r:id="rId6gh3k4uwtrqi6pk6m2dmn">
+      <w:hyperlink w:history="1" r:id="rIdcs4rsq6w_cc_nw5rytolt">
         <w:r>
           <w:rPr>
             <w:color w:val="6B4D0F"/>
@@ -5405,7 +6403,7 @@
         </w:rPr>
         <w:t xml:space="preserve">, </w:t>
       </w:r>
-      <w:hyperlink w:history="1" r:id="rIdsorxg2syviqjy6dooyico">
+      <w:hyperlink w:history="1" r:id="rId-0inakf9mjynkmoltb343">
         <w:r>
           <w:rPr>
             <w:color w:val="6B4D0F"/>
@@ -5458,7 +6456,7 @@
         </w:rPr>
         <w:t xml:space="preserve"> ms (</w:t>
       </w:r>
-      <w:hyperlink w:history="1" r:id="rIdeh5gjjusadbhnfogx0cc0">
+      <w:hyperlink w:history="1" r:id="rIdbloqf-n792s_ym7ij3shv">
         <w:r>
           <w:rPr>
             <w:color w:val="6B4D0F"/>
@@ -6089,7 +7087,7 @@
         </w:rPr>
         <w:t xml:space="preserve"> = lift; see </w:t>
       </w:r>
-      <w:hyperlink w:history="1" r:id="rIdlcrchyjdh9xqtlpdbuxq2">
+      <w:hyperlink w:history="1" r:id="rIdkqdro7qj_otkvigoxzbr9">
         <w:r>
           <w:rPr>
             <w:color w:val="6B4D0F"/>
